--- a/reports/article/Antipova_Alekseenko.docx
+++ b/reports/article/Antipova_Alekseenko.docx
@@ -6,7 +6,7 @@
       <w:pPr>
         <w:pStyle w:val="Normal"/>
         <w:rPr>
-          <w:rFonts w:cstheme="minorBidi" w:eastAsiaTheme="minorHAnsi"/>
+          <w:rFonts w:eastAsia="Calibri" w:cs="" w:cstheme="minorBidi" w:eastAsiaTheme="minorHAnsi"/>
           <w:highlight w:val="none"/>
           <w:shd w:fill="FFFF00" w:val="clear"/>
         </w:rPr>
@@ -24,7 +24,7 @@
       <w:pPr>
         <w:pStyle w:val="Normal"/>
         <w:rPr>
-          <w:rFonts w:cstheme="minorBidi" w:eastAsiaTheme="minorHAnsi"/>
+          <w:rFonts w:eastAsia="Calibri" w:cs="" w:cstheme="minorBidi" w:eastAsiaTheme="minorHAnsi"/>
           <w:highlight w:val="none"/>
           <w:shd w:fill="FFFF00" w:val="clear"/>
         </w:rPr>
@@ -43,7 +43,7 @@
         <w:pStyle w:val="Normal"/>
         <w:jc w:val="center"/>
         <w:rPr>
-          <w:rFonts w:cstheme="minorBidi" w:eastAsiaTheme="minorHAnsi"/>
+          <w:rFonts w:eastAsia="Calibri" w:cs="" w:cstheme="minorBidi" w:eastAsiaTheme="minorHAnsi"/>
           <w:highlight w:val="none"/>
           <w:shd w:fill="FFFF00" w:val="clear"/>
         </w:rPr>
@@ -64,7 +64,7 @@
         <w:spacing w:lineRule="auto" w:line="276"/>
         <w:jc w:val="center"/>
         <w:rPr>
-          <w:rFonts w:cstheme="minorBidi" w:eastAsiaTheme="minorHAnsi"/>
+          <w:rFonts w:eastAsia="Calibri" w:cs="" w:cstheme="minorBidi" w:eastAsiaTheme="minorHAnsi"/>
           <w:highlight w:val="none"/>
           <w:shd w:fill="FFFF00" w:val="clear"/>
         </w:rPr>
@@ -101,10 +101,7 @@
         <w:t>Антипова</w:t>
       </w:r>
       <w:r>
-        <w:rPr>
-          <w:rFonts w:cstheme="minorBidi" w:eastAsiaTheme="minorHAnsi"/>
-          <w:shd w:fill="FFFF00" w:val="clear"/>
-        </w:rPr>
+        <w:rPr/>
       </w:r>
       <m:oMath xmlns:m="http://schemas.openxmlformats.org/officeDocument/2006/math">
         <m:sSup>
@@ -164,10 +161,7 @@
         <w:t>О.Г. Гвоздев</w:t>
       </w:r>
       <w:r>
-        <w:rPr>
-          <w:rFonts w:cstheme="minorBidi" w:eastAsiaTheme="minorHAnsi"/>
-          <w:shd w:fill="FFFF00" w:val="clear"/>
-        </w:rPr>
+        <w:rPr/>
       </w:r>
       <m:oMath xmlns:m="http://schemas.openxmlformats.org/officeDocument/2006/math">
         <m:sSup>
@@ -227,10 +221,7 @@
         <w:t>В.А. Козуб</w:t>
       </w:r>
       <w:r>
-        <w:rPr>
-          <w:rFonts w:cstheme="minorBidi" w:eastAsiaTheme="minorHAnsi"/>
-          <w:shd w:fill="FFFF00" w:val="clear"/>
-        </w:rPr>
+        <w:rPr/>
       </w:r>
       <m:oMath xmlns:m="http://schemas.openxmlformats.org/officeDocument/2006/math">
         <m:sSup>
@@ -274,10 +265,7 @@
         <w:t>, А.Б. Мурынин</w:t>
       </w:r>
       <w:r>
-        <w:rPr>
-          <w:rFonts w:cstheme="minorBidi" w:eastAsiaTheme="minorHAnsi"/>
-          <w:shd w:fill="FFFF00" w:val="clear"/>
-        </w:rPr>
+        <w:rPr/>
       </w:r>
       <m:oMath xmlns:m="http://schemas.openxmlformats.org/officeDocument/2006/math">
         <m:sSup>
@@ -333,10 +321,7 @@
         <w:t>, А.А. Рихтер</w:t>
       </w:r>
       <w:r>
-        <w:rPr>
-          <w:rFonts w:cstheme="minorBidi" w:eastAsiaTheme="minorHAnsi"/>
-          <w:shd w:fill="FFFF00" w:val="clear"/>
-        </w:rPr>
+        <w:rPr/>
       </w:r>
       <m:oMath xmlns:m="http://schemas.openxmlformats.org/officeDocument/2006/math">
         <m:sSup>
@@ -381,16 +366,13 @@
         <w:pStyle w:val="Normal"/>
         <w:jc w:val="center"/>
         <w:rPr>
-          <w:rFonts w:cstheme="minorBidi" w:eastAsiaTheme="minorHAnsi"/>
+          <w:rFonts w:eastAsia="Calibri" w:cs="" w:cstheme="minorBidi" w:eastAsiaTheme="minorHAnsi"/>
           <w:highlight w:val="none"/>
           <w:shd w:fill="FFFF00" w:val="clear"/>
         </w:rPr>
       </w:pPr>
       <w:r>
-        <w:rPr>
-          <w:rFonts w:cstheme="minorBidi" w:eastAsiaTheme="minorHAnsi"/>
-          <w:shd w:fill="FFFF00" w:val="clear"/>
-        </w:rPr>
+        <w:rPr/>
       </w:r>
       <m:oMath xmlns:m="http://schemas.openxmlformats.org/officeDocument/2006/math">
         <m:sSup>
@@ -420,16 +402,13 @@
         <w:pStyle w:val="Normal"/>
         <w:jc w:val="center"/>
         <w:rPr>
-          <w:rFonts w:cstheme="minorBidi" w:eastAsiaTheme="minorHAnsi"/>
+          <w:rFonts w:eastAsia="Calibri" w:cs="" w:cstheme="minorBidi" w:eastAsiaTheme="minorHAnsi"/>
           <w:highlight w:val="none"/>
           <w:shd w:fill="FFFF00" w:val="clear"/>
         </w:rPr>
       </w:pPr>
       <w:r>
-        <w:rPr>
-          <w:rFonts w:cstheme="minorBidi" w:eastAsiaTheme="minorHAnsi"/>
-          <w:shd w:fill="FFFF00" w:val="clear"/>
-        </w:rPr>
+        <w:rPr/>
       </w:r>
       <m:oMath xmlns:m="http://schemas.openxmlformats.org/officeDocument/2006/math">
         <m:sSup>
@@ -459,16 +438,13 @@
         <w:pStyle w:val="Normal"/>
         <w:jc w:val="center"/>
         <w:rPr>
-          <w:rFonts w:cstheme="minorBidi" w:eastAsiaTheme="minorHAnsi"/>
+          <w:rFonts w:eastAsia="Calibri" w:cs="" w:cstheme="minorBidi" w:eastAsiaTheme="minorHAnsi"/>
           <w:highlight w:val="none"/>
           <w:shd w:fill="FFFF00" w:val="clear"/>
         </w:rPr>
       </w:pPr>
       <w:r>
-        <w:rPr>
-          <w:rFonts w:cstheme="minorBidi" w:eastAsiaTheme="minorHAnsi"/>
-          <w:shd w:fill="FFFF00" w:val="clear"/>
-        </w:rPr>
+        <w:rPr/>
       </w:r>
       <m:oMath xmlns:m="http://schemas.openxmlformats.org/officeDocument/2006/math">
         <m:sSup>
@@ -642,7 +618,7 @@
         <w:pStyle w:val="Normal"/>
         <w:jc w:val="center"/>
         <w:rPr>
-          <w:rFonts w:cstheme="minorBidi" w:eastAsiaTheme="minorHAnsi"/>
+          <w:rFonts w:eastAsia="Calibri" w:cs="" w:cstheme="minorBidi" w:eastAsiaTheme="minorHAnsi"/>
           <w:highlight w:val="none"/>
           <w:shd w:fill="FFFF00" w:val="clear"/>
         </w:rPr>
@@ -660,7 +636,7 @@
         <w:pStyle w:val="Normal"/>
         <w:jc w:val="center"/>
         <w:rPr>
-          <w:rFonts w:cstheme="minorBidi" w:eastAsiaTheme="minorHAnsi"/>
+          <w:rFonts w:eastAsia="Calibri" w:cs="" w:cstheme="minorBidi" w:eastAsiaTheme="minorHAnsi"/>
           <w:highlight w:val="none"/>
           <w:shd w:fill="FFFF00" w:val="clear"/>
         </w:rPr>
@@ -678,7 +654,7 @@
         <w:pStyle w:val="Normal"/>
         <w:jc w:val="center"/>
         <w:rPr>
-          <w:rFonts w:cstheme="minorBidi" w:eastAsiaTheme="minorHAnsi"/>
+          <w:rFonts w:eastAsia="Calibri" w:cs="" w:cstheme="minorBidi" w:eastAsiaTheme="minorHAnsi"/>
           <w:highlight w:val="none"/>
           <w:shd w:fill="FFFF00" w:val="clear"/>
         </w:rPr>
@@ -716,7 +692,7 @@
         <w:spacing w:lineRule="auto" w:line="276" w:before="0" w:after="240"/>
         <w:ind w:firstLine="851"/>
         <w:rPr>
-          <w:rFonts w:cstheme="minorBidi" w:eastAsiaTheme="minorHAnsi"/>
+          <w:rFonts w:eastAsia="Calibri" w:cs="" w:cstheme="minorBidi" w:eastAsiaTheme="minorHAnsi"/>
           <w:color w:val="666666"/>
           <w:highlight w:val="none"/>
           <w:shd w:fill="FFFF00" w:val="clear"/>
@@ -738,7 +714,7 @@
         <w:spacing w:before="0" w:after="240"/>
         <w:ind w:firstLine="851"/>
         <w:rPr>
-          <w:rFonts w:cstheme="minorBidi" w:eastAsiaTheme="minorHAnsi"/>
+          <w:rFonts w:eastAsia="Calibri" w:cs="" w:cstheme="minorBidi" w:eastAsiaTheme="minorHAnsi"/>
           <w:color w:val="666666"/>
           <w:highlight w:val="none"/>
           <w:shd w:fill="FFFF00" w:val="clear"/>
@@ -757,7 +733,7 @@
       </w:r>
       <w:r>
         <w:rPr>
-          <w:rFonts w:cstheme="minorBidi" w:eastAsiaTheme="minorHAnsi"/>
+          <w:rFonts w:eastAsia="Calibri" w:cs="" w:cstheme="minorBidi" w:eastAsiaTheme="minorHAnsi"/>
           <w:color w:val="666666"/>
           <w:shd w:fill="FFFF00" w:val="clear"/>
         </w:rPr>
@@ -791,7 +767,7 @@
         <w:ind w:hanging="0"/>
         <w:jc w:val="center"/>
         <w:rPr>
-          <w:rFonts w:cstheme="minorBidi" w:eastAsiaTheme="minorHAnsi"/>
+          <w:rFonts w:eastAsia="Calibri" w:cs="" w:cstheme="minorBidi" w:eastAsiaTheme="minorHAnsi"/>
           <w:color w:val="666666"/>
           <w:highlight w:val="none"/>
           <w:shd w:fill="FFFF00" w:val="clear"/>
@@ -818,7 +794,7 @@
         <w:ind w:hanging="0" w:left="567" w:right="567"/>
         <w:jc w:val="center"/>
         <w:rPr>
-          <w:rFonts w:cstheme="minorBidi" w:eastAsiaTheme="minorHAnsi"/>
+          <w:rFonts w:eastAsia="Calibri" w:cs="" w:cstheme="minorBidi" w:eastAsiaTheme="minorHAnsi"/>
           <w:color w:val="666666"/>
           <w:highlight w:val="none"/>
           <w:shd w:fill="FFFF00" w:val="clear"/>
@@ -927,7 +903,7 @@
         <w:ind w:hanging="0" w:left="567" w:right="567"/>
         <w:jc w:val="center"/>
         <w:rPr>
-          <w:rFonts w:cstheme="minorBidi" w:eastAsiaTheme="minorHAnsi"/>
+          <w:rFonts w:eastAsia="Calibri" w:cs="" w:cstheme="minorBidi" w:eastAsiaTheme="minorHAnsi"/>
           <w:color w:val="666666"/>
           <w:highlight w:val="none"/>
           <w:shd w:fill="FFFF00" w:val="clear"/>
@@ -960,7 +936,7 @@
         <w:ind w:hanging="0" w:left="567" w:right="567"/>
         <w:jc w:val="center"/>
         <w:rPr>
-          <w:rFonts w:cstheme="minorBidi" w:eastAsiaTheme="minorHAnsi"/>
+          <w:rFonts w:eastAsia="Calibri" w:cs="" w:cstheme="minorBidi" w:eastAsiaTheme="minorHAnsi"/>
           <w:color w:val="666666"/>
           <w:highlight w:val="none"/>
           <w:shd w:fill="FFFF00" w:val="clear"/>
@@ -993,7 +969,7 @@
         <w:ind w:hanging="0" w:left="567" w:right="567"/>
         <w:jc w:val="center"/>
         <w:rPr>
-          <w:rFonts w:cstheme="minorBidi" w:eastAsiaTheme="minorHAnsi"/>
+          <w:rFonts w:eastAsia="Calibri" w:cs="" w:cstheme="minorBidi" w:eastAsiaTheme="minorHAnsi"/>
           <w:color w:val="666666"/>
           <w:highlight w:val="none"/>
           <w:shd w:fill="FFFF00" w:val="clear"/>
@@ -1178,7 +1154,7 @@
         <w:pStyle w:val="Normal"/>
         <w:spacing w:lineRule="auto" w:line="259" w:before="0" w:after="160"/>
         <w:rPr>
-          <w:rFonts w:cstheme="minorBidi" w:eastAsiaTheme="minorHAnsi"/>
+          <w:rFonts w:eastAsia="Calibri" w:cs="" w:cstheme="minorBidi" w:eastAsiaTheme="minorHAnsi"/>
           <w:color w:val="666666"/>
           <w:highlight w:val="none"/>
           <w:shd w:fill="FFFF00" w:val="clear"/>
@@ -1452,6 +1428,85 @@
     </w:p>
     <w:p>
       <w:pPr>
+        <w:pStyle w:val="BodyText"/>
+        <w:numPr>
+          <w:ilvl w:val="0"/>
+          <w:numId w:val="0"/>
+        </w:numPr>
+        <w:spacing w:lineRule="auto" w:line="360" w:beforeAutospacing="1" w:after="120"/>
+        <w:ind w:hanging="0" w:left="0"/>
+        <w:rPr/>
+      </w:pPr>
+      <w:r>
+        <w:rPr>
+          <w:b/>
+          <w:bCs/>
+        </w:rPr>
+        <w:tab/>
+        <w:t>2. Собираемые данные.</w:t>
+      </w:r>
+      <w:r>
+        <w:rPr/>
+        <w:t xml:space="preserve"> В качестве данных используется изображение с камеры, размер изображения 1920х1080, автофокус выключен, остальные параметры соответствуют параметрам по умолчанию. Для аруко меток дополнительно необходима информация по расположению их углов в некоторой системе координат. Для разработанного нами решения используется информация о радиусе окружности в центре поля.</w:t>
+      </w:r>
+    </w:p>
+    <w:p>
+      <w:pPr>
+        <w:pStyle w:val="BodyText"/>
+        <w:numPr>
+          <w:ilvl w:val="0"/>
+          <w:numId w:val="0"/>
+        </w:numPr>
+        <w:spacing w:lineRule="auto" w:line="360" w:beforeAutospacing="1" w:after="120"/>
+        <w:ind w:hanging="0" w:left="0"/>
+        <w:rPr/>
+      </w:pPr>
+      <w:r>
+        <w:rPr>
+          <w:b/>
+          <w:bCs/>
+        </w:rPr>
+        <w:t>2.1</w:t>
+      </w:r>
+      <w:r>
+        <w:rPr/>
+        <w:t xml:space="preserve"> </w:t>
+      </w:r>
+      <w:r>
+        <w:rPr>
+          <w:b/>
+          <w:bCs/>
+        </w:rPr>
+        <w:t>Фильтрация данных.</w:t>
+      </w:r>
+      <w:r>
+        <w:rPr/>
+        <w:t xml:space="preserve"> Для повышения качества работы алгоритма используется следующие шаги фильтрации изображений:</w:t>
+      </w:r>
+    </w:p>
+    <w:p>
+      <w:pPr>
+        <w:pStyle w:val="BodyText"/>
+        <w:numPr>
+          <w:ilvl w:val="0"/>
+          <w:numId w:val="0"/>
+        </w:numPr>
+        <w:spacing w:lineRule="auto" w:line="360" w:beforeAutospacing="1" w:after="120"/>
+        <w:ind w:hanging="0" w:left="0"/>
+        <w:rPr/>
+      </w:pPr>
+      <w:r>
+        <w:rPr/>
+        <w:tab/>
+        <w:t xml:space="preserve">-  Изображение изменяется до 700x700 для повышения скорости обработки </w:t>
+      </w:r>
+      <w:r>
+        <w:rPr/>
+        <w:t>(для аруко меток изображение не сжимается)</w:t>
+      </w:r>
+    </w:p>
+    <w:p>
+      <w:pPr>
         <w:pStyle w:val="Abstract"/>
         <w:numPr>
           <w:ilvl w:val="0"/>
@@ -1770,7 +1825,7 @@
         <mc:AlternateContent>
           <mc:Choice Requires="wps">
             <w:drawing>
-              <wp:anchor behindDoc="1" distT="0" distB="0" distL="0" distR="0" simplePos="0" locked="0" layoutInCell="1" allowOverlap="1" relativeHeight="10" wp14:anchorId="5F4E2319">
+              <wp:anchor behindDoc="1" distT="0" distB="0" distL="0" distR="0" simplePos="0" locked="0" layoutInCell="1" allowOverlap="1" relativeHeight="2" wp14:anchorId="5F4E2319">
                 <wp:simplePos x="0" y="0"/>
                 <wp:positionH relativeFrom="column">
                   <wp:posOffset>-638175</wp:posOffset>
@@ -1871,7 +1926,7 @@
         <mc:AlternateContent>
           <mc:Choice Requires="wps">
             <w:drawing>
-              <wp:anchor behindDoc="1" distT="0" distB="0" distL="0" distR="0" simplePos="0" locked="0" layoutInCell="1" allowOverlap="1" relativeHeight="12" wp14:anchorId="3A8838E3">
+              <wp:anchor behindDoc="1" distT="0" distB="0" distL="0" distR="0" simplePos="0" locked="0" layoutInCell="1" allowOverlap="1" relativeHeight="4" wp14:anchorId="3A8838E3">
                 <wp:simplePos x="0" y="0"/>
                 <wp:positionH relativeFrom="column">
                   <wp:posOffset>-734060</wp:posOffset>
@@ -2181,7 +2236,7 @@
         <mc:AlternateContent>
           <mc:Choice Requires="wps">
             <w:drawing>
-              <wp:anchor behindDoc="1" distT="0" distB="0" distL="0" distR="0" simplePos="0" locked="0" layoutInCell="1" allowOverlap="1" relativeHeight="14" wp14:anchorId="017A5491">
+              <wp:anchor behindDoc="1" distT="0" distB="0" distL="0" distR="0" simplePos="0" locked="0" layoutInCell="1" allowOverlap="1" relativeHeight="6" wp14:anchorId="017A5491">
                 <wp:simplePos x="0" y="0"/>
                 <wp:positionH relativeFrom="column">
                   <wp:posOffset>-638175</wp:posOffset>
@@ -2814,7 +2869,7 @@
         <mc:AlternateContent>
           <mc:Choice Requires="wps">
             <w:drawing>
-              <wp:anchor behindDoc="1" distT="0" distB="0" distL="0" distR="0" simplePos="0" locked="0" layoutInCell="1" allowOverlap="1" relativeHeight="16" wp14:anchorId="7FD7230F">
+              <wp:anchor behindDoc="1" distT="0" distB="0" distL="0" distR="0" simplePos="0" locked="0" layoutInCell="1" allowOverlap="1" relativeHeight="8" wp14:anchorId="7FD7230F">
                 <wp:simplePos x="0" y="0"/>
                 <wp:positionH relativeFrom="column">
                   <wp:posOffset>-638175</wp:posOffset>
@@ -3041,9 +3096,7 @@
         <w:t xml:space="preserve"> изображениях для элементов объектов будем различать фотометрические и теневые проекции. Обозначим фотометрические проекции строчными буквами, а сами трехмерные объекты – прописными. </w:t>
       </w:r>
       <w:r>
-        <w:rPr>
-          <w:shd w:fill="FFFF00" w:val="clear"/>
-        </w:rPr>
+        <w:rPr/>
       </w:r>
       <m:oMath xmlns:m="http://schemas.openxmlformats.org/officeDocument/2006/math">
         <m:r>
@@ -3062,9 +3115,7 @@
         <w:t xml:space="preserve"> и </w:t>
       </w:r>
       <w:r>
-        <w:rPr>
-          <w:shd w:fill="FFFF00" w:val="clear"/>
-        </w:rPr>
+        <w:rPr/>
       </w:r>
       <m:oMath xmlns:m="http://schemas.openxmlformats.org/officeDocument/2006/math">
         <m:r>
@@ -3083,9 +3134,7 @@
         <w:t xml:space="preserve"> – изображение и тенеобразование объекта, которые идентифицируются набором фотометрических параметров. Преобразование некоторого физического или геометрического объекта </w:t>
       </w:r>
       <w:r>
-        <w:rPr>
-          <w:shd w:fill="FFFF00" w:val="clear"/>
-        </w:rPr>
+        <w:rPr/>
       </w:r>
       <m:oMath xmlns:m="http://schemas.openxmlformats.org/officeDocument/2006/math">
         <m:r>
@@ -3104,9 +3153,7 @@
         <w:t xml:space="preserve"> в его фотометрическую проекцию </w:t>
       </w:r>
       <w:r>
-        <w:rPr>
-          <w:shd w:fill="FFFF00" w:val="clear"/>
-        </w:rPr>
+        <w:rPr/>
       </w:r>
       <m:oMath xmlns:m="http://schemas.openxmlformats.org/officeDocument/2006/math">
         <m:r>
@@ -3125,9 +3172,7 @@
         <w:t xml:space="preserve"> обозначаем в виде </w:t>
       </w:r>
       <w:r>
-        <w:rPr>
-          <w:shd w:fill="FFFF00" w:val="clear"/>
-        </w:rPr>
+        <w:rPr/>
       </w:r>
       <m:oMath xmlns:m="http://schemas.openxmlformats.org/officeDocument/2006/math">
         <m:r>
@@ -3172,9 +3217,7 @@
         <w:t xml:space="preserve">, а в теневую проекцию </w:t>
       </w:r>
       <w:r>
-        <w:rPr>
-          <w:shd w:fill="FFFF00" w:val="clear"/>
-        </w:rPr>
+        <w:rPr/>
       </w:r>
       <m:oMath xmlns:m="http://schemas.openxmlformats.org/officeDocument/2006/math">
         <m:r>
@@ -3199,9 +3242,7 @@
         <w:t xml:space="preserve"> в виде – </w:t>
       </w:r>
       <w:r>
-        <w:rPr>
-          <w:shd w:fill="FFFF00" w:val="clear"/>
-        </w:rPr>
+        <w:rPr/>
       </w:r>
       <m:oMath xmlns:m="http://schemas.openxmlformats.org/officeDocument/2006/math">
         <m:r>
@@ -3252,9 +3293,7 @@
         <w:t xml:space="preserve">. Таким образом, полагаем </w:t>
       </w:r>
       <w:r>
-        <w:rPr>
-          <w:shd w:fill="FFFF00" w:val="clear"/>
-        </w:rPr>
+        <w:rPr/>
       </w:r>
       <m:oMath xmlns:m="http://schemas.openxmlformats.org/officeDocument/2006/math">
         <m:r>
@@ -3273,9 +3312,7 @@
         <w:t xml:space="preserve"> двухмерным, </w:t>
       </w:r>
       <w:r>
-        <w:rPr>
-          <w:shd w:fill="FFFF00" w:val="clear"/>
-        </w:rPr>
+        <w:rPr/>
       </w:r>
       <m:oMath xmlns:m="http://schemas.openxmlformats.org/officeDocument/2006/math">
         <m:r>
@@ -3294,9 +3331,7 @@
         <w:t xml:space="preserve"> и </w:t>
       </w:r>
       <w:r>
-        <w:rPr>
-          <w:shd w:fill="FFFF00" w:val="clear"/>
-        </w:rPr>
+        <w:rPr/>
       </w:r>
       <m:oMath xmlns:m="http://schemas.openxmlformats.org/officeDocument/2006/math">
         <m:r>
@@ -3348,9 +3383,7 @@
         </w:rPr>
       </w:pPr>
       <w:r>
-        <w:rPr>
-          <w:shd w:fill="FFFF00" w:val="clear"/>
-        </w:rPr>
+        <w:rPr/>
       </w:r>
       <m:oMath xmlns:m="http://schemas.openxmlformats.org/officeDocument/2006/math">
         <m:sSub>
@@ -3481,9 +3514,7 @@
         <w:t xml:space="preserve">, </w:t>
       </w:r>
       <w:r>
-        <w:rPr>
-          <w:shd w:fill="FFFF00" w:val="clear"/>
-        </w:rPr>
+        <w:rPr/>
       </w:r>
       <m:oMath xmlns:m="http://schemas.openxmlformats.org/officeDocument/2006/math">
         <m:sSub>
@@ -3722,7 +3753,7 @@
         <mc:AlternateContent>
           <mc:Choice Requires="wps">
             <w:drawing>
-              <wp:anchor behindDoc="1" distT="0" distB="0" distL="0" distR="0" simplePos="0" locked="0" layoutInCell="1" allowOverlap="1" relativeHeight="18" wp14:anchorId="1D5F774C">
+              <wp:anchor behindDoc="1" distT="0" distB="0" distL="0" distR="0" simplePos="0" locked="0" layoutInCell="1" allowOverlap="1" relativeHeight="10" wp14:anchorId="1D5F774C">
                 <wp:simplePos x="0" y="0"/>
                 <wp:positionH relativeFrom="column">
                   <wp:posOffset>-638175</wp:posOffset>
@@ -3823,7 +3854,7 @@
         <mc:AlternateContent>
           <mc:Choice Requires="wps">
             <w:drawing>
-              <wp:anchor behindDoc="1" distT="0" distB="0" distL="0" distR="0" simplePos="0" locked="0" layoutInCell="1" allowOverlap="1" relativeHeight="28" wp14:anchorId="5C72E2F0">
+              <wp:anchor behindDoc="1" distT="0" distB="0" distL="0" distR="0" simplePos="0" locked="0" layoutInCell="1" allowOverlap="1" relativeHeight="20" wp14:anchorId="5C72E2F0">
                 <wp:simplePos x="0" y="0"/>
                 <wp:positionH relativeFrom="column">
                   <wp:posOffset>-702945</wp:posOffset>
@@ -3931,9 +3962,7 @@
         <w:t xml:space="preserve">После ряда морфологических преобразований и линеаризации контуров сегментационных масок (рисунок 3 б,в,г), выделяются опорные точки, на основании которых производится реконструкция здания. В данном случае опорными точками являются </w:t>
       </w:r>
       <w:r>
-        <w:rPr>
-          <w:shd w:fill="FFFF00" w:val="clear"/>
-        </w:rPr>
+        <w:rPr/>
         <w:object>
           <v:shapetype id="_x0000_tole_rId12" coordsize="21600,21600" o:spt="ole_rId12" o:preferrelative="t" path="m@4@5l@4@11@9@11@9@5xe" filled="f" stroked="f">
             <v:stroke joinstyle="miter"/>
@@ -3957,7 +3986,7 @@
           <v:shape id="ole_rId12" type="_x0000_tole_rId12" style="width:47pt;height:18.5pt;mso-wrap-distance-right:0pt;mso-wrap-distance-bottom:12pt" filled="f" o:ole="">
             <v:imagedata r:id="rId13" o:title=""/>
           </v:shape>
-          <o:OLEObject Type="Embed" ProgID="Equation.DSMT4" ShapeID="ole_rId12" DrawAspect="Content" ObjectID="_1936703294" r:id="rId12"/>
+          <o:OLEObject Type="Embed" ProgID="Equation.DSMT4" ShapeID="ole_rId12" DrawAspect="Content" ObjectID="_1850315582" r:id="rId12"/>
         </w:object>
       </w:r>
       <w:r>
@@ -3969,9 +3998,7 @@
         <w:t>, изображения которых (</w:t>
       </w:r>
       <w:r>
-        <w:rPr>
-          <w:shd w:fill="FFFF00" w:val="clear"/>
-        </w:rPr>
+        <w:rPr/>
         <w:object>
           <v:shapetype id="_x0000_tole_rId14" coordsize="21600,21600" o:spt="ole_rId14" o:preferrelative="t" path="m@4@5l@4@11@9@11@9@5xe" filled="f" stroked="f">
             <v:stroke joinstyle="miter"/>
@@ -3995,7 +4022,7 @@
           <v:shape id="ole_rId14" type="_x0000_tole_rId14" style="width:128.5pt;height:18.5pt;mso-wrap-distance-right:0pt;mso-wrap-distance-bottom:12pt" filled="f" o:ole="">
             <v:imagedata r:id="rId15" o:title=""/>
           </v:shape>
-          <o:OLEObject Type="Embed" ProgID="Equation.DSMT4" ShapeID="ole_rId14" DrawAspect="Content" ObjectID="_396520738" r:id="rId14"/>
+          <o:OLEObject Type="Embed" ProgID="Equation.DSMT4" ShapeID="ole_rId14" DrawAspect="Content" ObjectID="_844247786" r:id="rId14"/>
         </w:object>
       </w:r>
       <w:r>
@@ -4007,9 +4034,7 @@
         <w:t xml:space="preserve">) представлены на рисунке 4. В свою очередь, координаты </w:t>
       </w:r>
       <w:r>
-        <w:rPr>
-          <w:shd w:fill="FFFF00" w:val="clear"/>
-        </w:rPr>
+        <w:rPr/>
         <w:object>
           <v:shapetype id="_x0000_tole_rId16" coordsize="21600,21600" o:spt="ole_rId16" o:preferrelative="t" path="m@4@5l@4@11@9@11@9@5xe" filled="f" stroked="f">
             <v:stroke joinstyle="miter"/>
@@ -4033,7 +4058,7 @@
           <v:shape id="ole_rId16" type="_x0000_tole_rId16" style="width:43.5pt;height:18.5pt;mso-wrap-distance-right:0pt;mso-wrap-distance-bottom:12pt" filled="f" o:ole="">
             <v:imagedata r:id="rId17" o:title=""/>
           </v:shape>
-          <o:OLEObject Type="Embed" ProgID="Equation.DSMT4" ShapeID="ole_rId16" DrawAspect="Content" ObjectID="_1844706997" r:id="rId16"/>
+          <o:OLEObject Type="Embed" ProgID="Equation.DSMT4" ShapeID="ole_rId16" DrawAspect="Content" ObjectID="_946749136" r:id="rId16"/>
         </w:object>
       </w:r>
       <w:r>
@@ -4045,9 +4070,7 @@
         <w:t xml:space="preserve"> в СК изображения </w:t>
       </w:r>
       <w:r>
-        <w:rPr>
-          <w:shd w:fill="FFFF00" w:val="clear"/>
-        </w:rPr>
+        <w:rPr/>
         <w:object>
           <v:shapetype id="_x0000_tole_rId18" coordsize="21600,21600" o:spt="ole_rId18" o:preferrelative="t" path="m@4@5l@4@11@9@11@9@5xe" filled="f" stroked="f">
             <v:stroke joinstyle="miter"/>
@@ -4071,7 +4094,7 @@
           <v:shape id="ole_rId18" type="_x0000_tole_rId18" style="width:30.5pt;height:15.5pt;mso-wrap-distance-right:0pt;mso-wrap-distance-bottom:12pt" filled="f" o:ole="">
             <v:imagedata r:id="rId19" o:title=""/>
           </v:shape>
-          <o:OLEObject Type="Embed" ProgID="Equation.DSMT4" ShapeID="ole_rId18" DrawAspect="Content" ObjectID="_1652389689" r:id="rId18"/>
+          <o:OLEObject Type="Embed" ProgID="Equation.DSMT4" ShapeID="ole_rId18" DrawAspect="Content" ObjectID="_1666312144" r:id="rId18"/>
         </w:object>
       </w:r>
       <w:r>
@@ -4083,9 +4106,7 @@
         <w:t xml:space="preserve"> представлены в таблице 3. Точки </w:t>
       </w:r>
       <w:r>
-        <w:rPr>
-          <w:shd w:fill="FFFF00" w:val="clear"/>
-        </w:rPr>
+        <w:rPr/>
         <w:object>
           <v:shapetype id="_x0000_tole_rId20" coordsize="21600,21600" o:spt="ole_rId20" o:preferrelative="t" path="m@4@5l@4@11@9@11@9@5xe" filled="f" stroked="f">
             <v:stroke joinstyle="miter"/>
@@ -4109,7 +4130,7 @@
           <v:shape id="ole_rId20" type="_x0000_tole_rId20" style="width:47pt;height:18.5pt;mso-wrap-distance-right:0pt;mso-wrap-distance-bottom:12pt" filled="f" o:ole="">
             <v:imagedata r:id="rId21" o:title=""/>
           </v:shape>
-          <o:OLEObject Type="Embed" ProgID="Equation.DSMT4" ShapeID="ole_rId20" DrawAspect="Content" ObjectID="_1769253440" r:id="rId20"/>
+          <o:OLEObject Type="Embed" ProgID="Equation.DSMT4" ShapeID="ole_rId20" DrawAspect="Content" ObjectID="_1736439466" r:id="rId20"/>
         </w:object>
       </w:r>
       <w:r>
@@ -4483,9 +4504,7 @@
         </w:rPr>
       </w:pPr>
       <w:r>
-        <w:rPr>
-          <w:shd w:fill="FFFF00" w:val="clear"/>
-        </w:rPr>
+        <w:rPr/>
         <w:object>
           <v:shapetype id="_x0000_tole_rId22" coordsize="21600,21600" o:spt="ole_rId22" o:preferrelative="t" path="m@4@5l@4@11@9@11@9@5xe" filled="f" stroked="f">
             <v:stroke joinstyle="miter"/>
@@ -4509,7 +4528,7 @@
           <v:shape id="ole_rId22" type="_x0000_tole_rId22" style="width:150pt;height:19pt;mso-wrap-distance-right:0pt;mso-wrap-distance-bottom:12pt" filled="f" o:ole="">
             <v:imagedata r:id="rId23" o:title=""/>
           </v:shape>
-          <o:OLEObject Type="Embed" ProgID="Equation.DSMT4" ShapeID="ole_rId22" DrawAspect="Content" ObjectID="_1726213185" r:id="rId22"/>
+          <o:OLEObject Type="Embed" ProgID="Equation.DSMT4" ShapeID="ole_rId22" DrawAspect="Content" ObjectID="_138046266" r:id="rId22"/>
         </w:object>
       </w:r>
     </w:p>
@@ -4544,9 +4563,7 @@
         </w:rPr>
       </w:pPr>
       <w:r>
-        <w:rPr>
-          <w:shd w:fill="FFFF00" w:val="clear"/>
-        </w:rPr>
+        <w:rPr/>
       </w:r>
       <m:oMath xmlns:m="http://schemas.openxmlformats.org/officeDocument/2006/math">
         <m:r>
@@ -4816,9 +4833,7 @@
         <w:t xml:space="preserve">где </w:t>
       </w:r>
       <w:r>
-        <w:rPr>
-          <w:shd w:fill="FFFF00" w:val="clear"/>
-        </w:rPr>
+        <w:rPr/>
       </w:r>
       <m:oMath xmlns:m="http://schemas.openxmlformats.org/officeDocument/2006/math">
         <m:bar>
@@ -4918,9 +4933,7 @@
         <w:t xml:space="preserve"> – направляющие </w:t>
       </w:r>
       <w:r>
-        <w:rPr>
-          <w:shd w:fill="FFFF00" w:val="clear"/>
-        </w:rPr>
+        <w:rPr/>
       </w:r>
       <m:oMath xmlns:m="http://schemas.openxmlformats.org/officeDocument/2006/math">
         <m:r>
@@ -5017,9 +5030,7 @@
         <w:t xml:space="preserve">; </w:t>
       </w:r>
       <w:r>
-        <w:rPr>
-          <w:shd w:fill="FFFF00" w:val="clear"/>
-        </w:rPr>
+        <w:rPr/>
       </w:r>
       <m:oMath xmlns:m="http://schemas.openxmlformats.org/officeDocument/2006/math">
         <m:sSub>
@@ -5098,9 +5109,7 @@
         <w:t xml:space="preserve"> – масштабирующие коэффициенты (разрешения) вдоль </w:t>
       </w:r>
       <w:r>
-        <w:rPr>
-          <w:shd w:fill="FFFF00" w:val="clear"/>
-        </w:rPr>
+        <w:rPr/>
       </w:r>
       <m:oMath xmlns:m="http://schemas.openxmlformats.org/officeDocument/2006/math">
         <m:bar>
@@ -5200,9 +5209,7 @@
         <w:t xml:space="preserve">; </w:t>
       </w:r>
       <w:r>
-        <w:rPr>
-          <w:shd w:fill="FFFF00" w:val="clear"/>
-        </w:rPr>
+        <w:rPr/>
       </w:r>
       <m:oMath xmlns:m="http://schemas.openxmlformats.org/officeDocument/2006/math">
         <m:bar>
@@ -5240,9 +5247,7 @@
         <w:t xml:space="preserve"> – направляющая </w:t>
       </w:r>
       <w:r>
-        <w:rPr>
-          <w:shd w:fill="FFFF00" w:val="clear"/>
-        </w:rPr>
+        <w:rPr/>
       </w:r>
       <m:oMath xmlns:m="http://schemas.openxmlformats.org/officeDocument/2006/math">
         <m:r>
@@ -5339,9 +5344,7 @@
         <w:t xml:space="preserve">, где </w:t>
       </w:r>
       <w:r>
-        <w:rPr>
-          <w:shd w:fill="FFFF00" w:val="clear"/>
-        </w:rPr>
+        <w:rPr/>
       </w:r>
       <m:oMath xmlns:m="http://schemas.openxmlformats.org/officeDocument/2006/math">
         <m:r>
@@ -5385,9 +5388,7 @@
         <w:t xml:space="preserve">Также следует отметить параметры: </w:t>
       </w:r>
       <w:r>
-        <w:rPr>
-          <w:shd w:fill="FFFF00" w:val="clear"/>
-        </w:rPr>
+        <w:rPr/>
       </w:r>
       <m:oMath xmlns:m="http://schemas.openxmlformats.org/officeDocument/2006/math">
         <m:sSub>
@@ -5489,9 +5490,7 @@
         <w:t xml:space="preserve"> – наклоны векторов </w:t>
       </w:r>
       <w:r>
-        <w:rPr>
-          <w:shd w:fill="FFFF00" w:val="clear"/>
-        </w:rPr>
+        <w:rPr/>
       </w:r>
       <m:oMath xmlns:m="http://schemas.openxmlformats.org/officeDocument/2006/math">
         <m:bar>
@@ -5640,9 +5639,7 @@
         <w:t xml:space="preserve">Параметры </w:t>
       </w:r>
       <w:r>
-        <w:rPr>
-          <w:shd w:fill="FFFF00" w:val="clear"/>
-        </w:rPr>
+        <w:rPr/>
       </w:r>
       <m:oMath xmlns:m="http://schemas.openxmlformats.org/officeDocument/2006/math">
         <m:r>
@@ -5732,9 +5729,7 @@
         <w:t xml:space="preserve">I. По эталонным размерам. По сегментациям эталонных объектов на базе определённых алгоритмов находятся опорные точки этих объектов. Если для эталонных объектов предполагаются эталонные размеры (линейные размеры в данных точках), то можно оценить </w:t>
       </w:r>
       <w:r>
-        <w:rPr>
-          <w:shd w:fill="FFFF00" w:val="clear"/>
-        </w:rPr>
+        <w:rPr/>
       </w:r>
       <m:oMath xmlns:m="http://schemas.openxmlformats.org/officeDocument/2006/math">
         <m:r>
@@ -5762,9 +5757,7 @@
         </w:rPr>
       </w:pPr>
       <w:r>
-        <w:rPr>
-          <w:shd w:fill="FFFF00" w:val="clear"/>
-        </w:rPr>
+        <w:rPr/>
       </w:r>
       <m:oMath xmlns:m="http://schemas.openxmlformats.org/officeDocument/2006/math">
         <m:bar>
@@ -5968,9 +5961,7 @@
         <w:t xml:space="preserve">; </w:t>
       </w:r>
       <w:r>
-        <w:rPr>
-          <w:shd w:fill="FFFF00" w:val="clear"/>
-        </w:rPr>
+        <w:rPr/>
       </w:r>
       <m:oMath xmlns:m="http://schemas.openxmlformats.org/officeDocument/2006/math">
         <m:bar>
@@ -6166,9 +6157,7 @@
         </w:rPr>
       </w:pPr>
       <w:r>
-        <w:rPr>
-          <w:shd w:fill="FFFF00" w:val="clear"/>
-        </w:rPr>
+        <w:rPr/>
       </w:r>
       <m:oMath xmlns:m="http://schemas.openxmlformats.org/officeDocument/2006/math">
         <m:r>
@@ -6248,9 +6237,7 @@
         <w:t xml:space="preserve">; </w:t>
       </w:r>
       <w:r>
-        <w:rPr>
-          <w:shd w:fill="FFFF00" w:val="clear"/>
-        </w:rPr>
+        <w:rPr/>
       </w:r>
       <m:oMath xmlns:m="http://schemas.openxmlformats.org/officeDocument/2006/math">
         <m:sSub>
@@ -6378,9 +6365,7 @@
         <w:t xml:space="preserve">; </w:t>
       </w:r>
       <w:r>
-        <w:rPr>
-          <w:shd w:fill="FFFF00" w:val="clear"/>
-        </w:rPr>
+        <w:rPr/>
       </w:r>
       <m:oMath xmlns:m="http://schemas.openxmlformats.org/officeDocument/2006/math">
         <m:sSub>
@@ -6541,9 +6526,7 @@
         </w:rPr>
       </w:pPr>
       <w:r>
-        <w:rPr>
-          <w:shd w:fill="FFFF00" w:val="clear"/>
-        </w:rPr>
+        <w:rPr/>
       </w:r>
       <m:oMath xmlns:m="http://schemas.openxmlformats.org/officeDocument/2006/math">
         <m:bar>
@@ -6587,9 +6570,7 @@
         <w:t xml:space="preserve">некоторые векторы в опорных точках, сонаправленные осям </w:t>
       </w:r>
       <w:r>
-        <w:rPr>
-          <w:shd w:fill="FFFF00" w:val="clear"/>
-        </w:rPr>
+        <w:rPr/>
       </w:r>
       <m:oMath xmlns:m="http://schemas.openxmlformats.org/officeDocument/2006/math">
         <m:r>
@@ -6625,9 +6606,7 @@
         <w:t xml:space="preserve">. </w:t>
       </w:r>
       <w:r>
-        <w:rPr>
-          <w:shd w:fill="FFFF00" w:val="clear"/>
-        </w:rPr>
+        <w:rPr/>
       </w:r>
       <m:oMath xmlns:m="http://schemas.openxmlformats.org/officeDocument/2006/math">
         <m:r>
@@ -6652,9 +6631,7 @@
         <w:t xml:space="preserve"> </w:t>
       </w:r>
       <w:r>
-        <w:rPr>
-          <w:shd w:fill="FFFF00" w:val="clear"/>
-        </w:rPr>
+        <w:rPr/>
       </w:r>
       <m:oMath xmlns:m="http://schemas.openxmlformats.org/officeDocument/2006/math">
         <m:r>
@@ -6678,9 +6655,7 @@
         <w:t xml:space="preserve"> – некоторые отрезки в опорных точках, параллельные соответственно плоскости </w:t>
       </w:r>
       <w:r>
-        <w:rPr>
-          <w:shd w:fill="FFFF00" w:val="clear"/>
-        </w:rPr>
+        <w:rPr/>
       </w:r>
       <m:oMath xmlns:m="http://schemas.openxmlformats.org/officeDocument/2006/math">
         <m:r>
@@ -6734,9 +6709,7 @@
         <w:t xml:space="preserve"> и оси </w:t>
       </w:r>
       <w:r>
-        <w:rPr>
-          <w:shd w:fill="FFFF00" w:val="clear"/>
-        </w:rPr>
+        <w:rPr/>
       </w:r>
       <m:oMath xmlns:m="http://schemas.openxmlformats.org/officeDocument/2006/math">
         <m:r>
@@ -6784,7 +6757,7 @@
         <mc:AlternateContent>
           <mc:Choice Requires="wps">
             <w:drawing>
-              <wp:anchor behindDoc="1" distT="0" distB="0" distL="0" distR="0" simplePos="0" locked="0" layoutInCell="1" allowOverlap="1" relativeHeight="30" wp14:anchorId="52B32D6A">
+              <wp:anchor behindDoc="1" distT="0" distB="0" distL="0" distR="0" simplePos="0" locked="0" layoutInCell="1" allowOverlap="1" relativeHeight="22" wp14:anchorId="52B32D6A">
                 <wp:simplePos x="0" y="0"/>
                 <wp:positionH relativeFrom="column">
                   <wp:posOffset>-668020</wp:posOffset>
@@ -6891,9 +6864,7 @@
         <w:t xml:space="preserve">В нашем случае </w:t>
       </w:r>
       <w:r>
-        <w:rPr>
-          <w:shd w:fill="FFFF00" w:val="clear"/>
-        </w:rPr>
+        <w:rPr/>
       </w:r>
       <m:oMath xmlns:m="http://schemas.openxmlformats.org/officeDocument/2006/math">
         <m:bar>
@@ -6967,9 +6938,7 @@
         <w:t xml:space="preserve">. Тогда: </w:t>
       </w:r>
       <w:r>
-        <w:rPr>
-          <w:shd w:fill="FFFF00" w:val="clear"/>
-        </w:rPr>
+        <w:rPr/>
       </w:r>
       <m:oMath xmlns:m="http://schemas.openxmlformats.org/officeDocument/2006/math">
         <m:bar>
@@ -7128,9 +7097,7 @@
         <w:t xml:space="preserve">, а </w:t>
       </w:r>
       <w:r>
-        <w:rPr>
-          <w:shd w:fill="FFFF00" w:val="clear"/>
-        </w:rPr>
+        <w:rPr/>
       </w:r>
       <m:oMath xmlns:m="http://schemas.openxmlformats.org/officeDocument/2006/math">
         <m:bar>
@@ -7365,9 +7332,7 @@
         <w:t xml:space="preserve">Отсюда находим </w:t>
       </w:r>
       <w:r>
-        <w:rPr>
-          <w:shd w:fill="FFFF00" w:val="clear"/>
-        </w:rPr>
+        <w:rPr/>
       </w:r>
       <m:oMath xmlns:m="http://schemas.openxmlformats.org/officeDocument/2006/math">
         <m:r>
@@ -7532,9 +7497,7 @@
         <w:t xml:space="preserve">эталонных объектов в составе железнодорожной инфраструктуры и расчётов параметров </w:t>
       </w:r>
       <w:r>
-        <w:rPr>
-          <w:shd w:fill="FFFF00" w:val="clear"/>
-        </w:rPr>
+        <w:rPr/>
       </w:r>
       <m:oMath xmlns:m="http://schemas.openxmlformats.org/officeDocument/2006/math">
         <m:r>
@@ -7639,7 +7602,7 @@
         <mc:AlternateContent>
           <mc:Choice Requires="wps">
             <w:drawing>
-              <wp:anchor behindDoc="1" distT="0" distB="0" distL="0" distR="0" simplePos="0" locked="0" layoutInCell="1" allowOverlap="1" relativeHeight="32" wp14:anchorId="1967F0B6">
+              <wp:anchor behindDoc="1" distT="0" distB="0" distL="0" distR="0" simplePos="0" locked="0" layoutInCell="1" allowOverlap="1" relativeHeight="24" wp14:anchorId="1967F0B6">
                 <wp:simplePos x="0" y="0"/>
                 <wp:positionH relativeFrom="column">
                   <wp:posOffset>-717550</wp:posOffset>
@@ -7761,9 +7724,7 @@
         <w:t xml:space="preserve">} и их токены для Ресурс-П, экстрагируемые из файлов метаданных, для вычисления </w:t>
       </w:r>
       <w:r>
-        <w:rPr>
-          <w:shd w:fill="FFFF00" w:val="clear"/>
-        </w:rPr>
+        <w:rPr/>
       </w:r>
       <m:oMath xmlns:m="http://schemas.openxmlformats.org/officeDocument/2006/math">
         <m:r>
@@ -7797,9 +7758,7 @@
         </w:rPr>
       </w:pPr>
       <w:r>
-        <w:rPr>
-          <w:shd w:fill="FFFF00" w:val="clear"/>
-        </w:rPr>
+        <w:rPr/>
       </w:r>
       <m:oMath xmlns:m="http://schemas.openxmlformats.org/officeDocument/2006/math">
         <m:bar>
@@ -7992,9 +7951,7 @@
         <w:t xml:space="preserve">, </w:t>
       </w:r>
       <w:r>
-        <w:rPr>
-          <w:shd w:fill="FFFF00" w:val="clear"/>
-        </w:rPr>
+        <w:rPr/>
       </w:r>
       <m:oMath xmlns:m="http://schemas.openxmlformats.org/officeDocument/2006/math">
         <m:r>
@@ -8210,9 +8167,7 @@
         <w:t xml:space="preserve">Ясно, что </w:t>
       </w:r>
       <w:r>
-        <w:rPr>
-          <w:shd w:fill="FFFF00" w:val="clear"/>
-        </w:rPr>
+        <w:rPr/>
       </w:r>
       <m:oMath xmlns:m="http://schemas.openxmlformats.org/officeDocument/2006/math">
         <m:sSub>
@@ -8315,9 +8270,7 @@
         <w:t xml:space="preserve">. </w:t>
       </w:r>
       <w:r>
-        <w:rPr>
-          <w:shd w:fill="FFFF00" w:val="clear"/>
-        </w:rPr>
+        <w:rPr/>
       </w:r>
       <m:oMath xmlns:m="http://schemas.openxmlformats.org/officeDocument/2006/math">
         <m:r>
@@ -8422,9 +8375,7 @@
         </w:rPr>
       </w:pPr>
       <w:r>
-        <w:rPr>
-          <w:shd w:fill="FFFF00" w:val="clear"/>
-        </w:rPr>
+        <w:rPr/>
       </w:r>
       <m:oMath xmlns:m="http://schemas.openxmlformats.org/officeDocument/2006/math">
         <m:bar>
@@ -8499,9 +8450,7 @@
         <w:t xml:space="preserve"> </w:t>
       </w:r>
       <w:r>
-        <w:rPr>
-          <w:shd w:fill="FFFF00" w:val="clear"/>
-        </w:rPr>
+        <w:rPr/>
       </w:r>
       <m:oMath xmlns:m="http://schemas.openxmlformats.org/officeDocument/2006/math">
         <m:bar>
@@ -8572,9 +8521,7 @@
         </w:rPr>
       </w:pPr>
       <w:r>
-        <w:rPr>
-          <w:shd w:fill="FFFF00" w:val="clear"/>
-        </w:rPr>
+        <w:rPr/>
       </w:r>
       <m:oMath xmlns:m="http://schemas.openxmlformats.org/officeDocument/2006/math">
         <m:bar>
@@ -8649,9 +8596,7 @@
         <w:t xml:space="preserve">, </w:t>
       </w:r>
       <w:r>
-        <w:rPr>
-          <w:shd w:fill="FFFF00" w:val="clear"/>
-        </w:rPr>
+        <w:rPr/>
       </w:r>
       <m:oMath xmlns:m="http://schemas.openxmlformats.org/officeDocument/2006/math">
         <m:bar>
@@ -8729,9 +8674,7 @@
         </w:rPr>
       </w:pPr>
       <w:r>
-        <w:rPr>
-          <w:shd w:fill="FFFF00" w:val="clear"/>
-        </w:rPr>
+        <w:rPr/>
       </w:r>
       <m:oMath xmlns:m="http://schemas.openxmlformats.org/officeDocument/2006/math">
         <m:r>
@@ -8791,9 +8734,7 @@
         <w:t xml:space="preserve">, </w:t>
       </w:r>
       <w:r>
-        <w:rPr>
-          <w:shd w:fill="FFFF00" w:val="clear"/>
-        </w:rPr>
+        <w:rPr/>
       </w:r>
       <m:oMath xmlns:m="http://schemas.openxmlformats.org/officeDocument/2006/math">
         <m:sSub>
@@ -8865,9 +8806,7 @@
         <w:t xml:space="preserve">, </w:t>
       </w:r>
       <w:r>
-        <w:rPr>
-          <w:shd w:fill="FFFF00" w:val="clear"/>
-        </w:rPr>
+        <w:rPr/>
       </w:r>
       <m:oMath xmlns:m="http://schemas.openxmlformats.org/officeDocument/2006/math">
         <m:sSub>
@@ -8965,9 +8904,7 @@
         </w:rPr>
       </w:pPr>
       <w:r>
-        <w:rPr>
-          <w:shd w:fill="FFFF00" w:val="clear"/>
-        </w:rPr>
+        <w:rPr/>
       </w:r>
       <m:oMath xmlns:m="http://schemas.openxmlformats.org/officeDocument/2006/math">
         <m:r>
@@ -9180,9 +9117,7 @@
         <w:t xml:space="preserve">где </w:t>
       </w:r>
       <w:r>
-        <w:rPr>
-          <w:shd w:fill="FFFF00" w:val="clear"/>
-        </w:rPr>
+        <w:rPr/>
       </w:r>
       <m:oMath xmlns:m="http://schemas.openxmlformats.org/officeDocument/2006/math">
         <m:r>
@@ -9421,9 +9356,7 @@
         </w:rPr>
       </w:pPr>
       <w:r>
-        <w:rPr>
-          <w:shd w:fill="FFFF00" w:val="clear"/>
-        </w:rPr>
+        <w:rPr/>
       </w:r>
       <m:oMath xmlns:m="http://schemas.openxmlformats.org/officeDocument/2006/math">
         <m:sSub>
@@ -9543,9 +9476,7 @@
         <w:t xml:space="preserve">; </w:t>
       </w:r>
       <w:r>
-        <w:rPr>
-          <w:shd w:fill="FFFF00" w:val="clear"/>
-        </w:rPr>
+        <w:rPr/>
       </w:r>
       <m:oMath xmlns:m="http://schemas.openxmlformats.org/officeDocument/2006/math">
         <m:sSub>
@@ -9680,9 +9611,7 @@
         </w:rPr>
       </w:pPr>
       <w:r>
-        <w:rPr>
-          <w:shd w:fill="FFFF00" w:val="clear"/>
-        </w:rPr>
+        <w:rPr/>
       </w:r>
       <m:oMathPara xmlns:m="http://schemas.openxmlformats.org/officeDocument/2006/math">
         <m:oMathParaPr>
@@ -10128,9 +10057,7 @@
         </w:rPr>
       </w:pPr>
       <w:r>
-        <w:rPr>
-          <w:shd w:fill="FFFF00" w:val="clear"/>
-        </w:rPr>
+        <w:rPr/>
       </w:r>
       <m:oMath xmlns:m="http://schemas.openxmlformats.org/officeDocument/2006/math">
         <m:sSub>
@@ -10250,9 +10177,7 @@
         <w:t xml:space="preserve">; </w:t>
       </w:r>
       <w:r>
-        <w:rPr>
-          <w:shd w:fill="FFFF00" w:val="clear"/>
-        </w:rPr>
+        <w:rPr/>
       </w:r>
       <m:oMath xmlns:m="http://schemas.openxmlformats.org/officeDocument/2006/math">
         <m:sSub>
@@ -10387,9 +10312,7 @@
         </w:rPr>
       </w:pPr>
       <w:r>
-        <w:rPr>
-          <w:shd w:fill="FFFF00" w:val="clear"/>
-        </w:rPr>
+        <w:rPr/>
       </w:r>
       <m:oMathPara xmlns:m="http://schemas.openxmlformats.org/officeDocument/2006/math">
         <m:oMathParaPr>
@@ -10835,9 +10758,7 @@
         </w:rPr>
       </w:pPr>
       <w:r>
-        <w:rPr>
-          <w:shd w:fill="FFFF00" w:val="clear"/>
-        </w:rPr>
+        <w:rPr/>
       </w:r>
       <m:oMathPara xmlns:m="http://schemas.openxmlformats.org/officeDocument/2006/math">
         <m:oMathParaPr>
@@ -11077,9 +10998,7 @@
         </w:rPr>
       </w:pPr>
       <w:r>
-        <w:rPr>
-          <w:shd w:fill="FFFF00" w:val="clear"/>
-        </w:rPr>
+        <w:rPr/>
       </w:r>
       <m:oMath xmlns:m="http://schemas.openxmlformats.org/officeDocument/2006/math">
         <m:r>
@@ -11280,7 +11199,7 @@
         <mc:AlternateContent>
           <mc:Choice Requires="wps">
             <w:drawing>
-              <wp:anchor behindDoc="1" distT="0" distB="0" distL="0" distR="0" simplePos="0" locked="0" layoutInCell="1" allowOverlap="1" relativeHeight="20" wp14:anchorId="5DC95BC3">
+              <wp:anchor behindDoc="1" distT="0" distB="0" distL="0" distR="0" simplePos="0" locked="0" layoutInCell="1" allowOverlap="1" relativeHeight="12" wp14:anchorId="5DC95BC3">
                 <wp:simplePos x="0" y="0"/>
                 <wp:positionH relativeFrom="column">
                   <wp:posOffset>-638175</wp:posOffset>
@@ -11444,9 +11363,7 @@
         <w:t xml:space="preserve"> Вводятся декартовые координаты </w:t>
       </w:r>
       <w:r>
-        <w:rPr>
-          <w:shd w:fill="FFFF00" w:val="clear"/>
-        </w:rPr>
+        <w:rPr/>
       </w:r>
       <m:oMath xmlns:m="http://schemas.openxmlformats.org/officeDocument/2006/math">
         <m:r>
@@ -11519,9 +11436,7 @@
         <w:t xml:space="preserve"> в пространстве и плоские координаты </w:t>
       </w:r>
       <w:r>
-        <w:rPr>
-          <w:shd w:fill="FFFF00" w:val="clear"/>
-        </w:rPr>
+        <w:rPr/>
       </w:r>
       <m:oMath xmlns:m="http://schemas.openxmlformats.org/officeDocument/2006/math">
         <m:r>
@@ -11540,9 +11455,7 @@
         <w:t xml:space="preserve"> на изображении. По информации об условиях и типе съемки определяется форма проецирования и отображение пространственных координат в плоские (уравнение проектирования) </w:t>
       </w:r>
       <w:r>
-        <w:rPr>
-          <w:shd w:fill="FFFF00" w:val="clear"/>
-        </w:rPr>
+        <w:rPr/>
       </w:r>
       <m:oMath xmlns:m="http://schemas.openxmlformats.org/officeDocument/2006/math">
         <m:r>
@@ -11693,9 +11606,7 @@
         <w:t xml:space="preserve">, где </w:t>
       </w:r>
       <w:r>
-        <w:rPr>
-          <w:shd w:fill="FFFF00" w:val="clear"/>
-        </w:rPr>
+        <w:rPr/>
       </w:r>
       <m:oMath xmlns:m="http://schemas.openxmlformats.org/officeDocument/2006/math">
         <m:r>
@@ -11758,9 +11669,7 @@
         <w:t xml:space="preserve">Набор опорных точек </w:t>
       </w:r>
       <w:r>
-        <w:rPr>
-          <w:shd w:fill="FFFF00" w:val="clear"/>
-        </w:rPr>
+        <w:rPr/>
       </w:r>
       <m:oMath xmlns:m="http://schemas.openxmlformats.org/officeDocument/2006/math">
         <m:r>
@@ -11879,9 +11788,7 @@
         <w:t>1,…,n</w:t>
       </w:r>
       <w:r>
-        <w:rPr>
-          <w:shd w:fill="FFFF00" w:val="clear"/>
-        </w:rPr>
+        <w:rPr/>
       </w:r>
       <m:oMath xmlns:m="http://schemas.openxmlformats.org/officeDocument/2006/math">
         <m:r>
@@ -11924,9 +11831,7 @@
         <w:t xml:space="preserve">Набор функциональных связей о расположении точек, дающий информацию о форме объекта,  который можно определить в виде множества </w:t>
       </w:r>
       <w:r>
-        <w:rPr>
-          <w:shd w:fill="FFFF00" w:val="clear"/>
-        </w:rPr>
+        <w:rPr/>
       </w:r>
       <m:oMath xmlns:m="http://schemas.openxmlformats.org/officeDocument/2006/math">
         <m:r>
@@ -12123,9 +12028,7 @@
         <w:t xml:space="preserve">, где </w:t>
       </w:r>
       <w:r>
-        <w:rPr>
-          <w:shd w:fill="FFFF00" w:val="clear"/>
-        </w:rPr>
+        <w:rPr/>
       </w:r>
       <m:oMath xmlns:m="http://schemas.openxmlformats.org/officeDocument/2006/math">
         <m:r>
@@ -12292,9 +12195,7 @@
         <w:t xml:space="preserve"> – набор параметров связи </w:t>
       </w:r>
       <w:r>
-        <w:rPr>
-          <w:shd w:fill="FFFF00" w:val="clear"/>
-        </w:rPr>
+        <w:rPr/>
       </w:r>
       <m:oMath xmlns:m="http://schemas.openxmlformats.org/officeDocument/2006/math">
         <m:sSub>
@@ -12487,9 +12388,7 @@
               </w:rPr>
             </w:pPr>
             <w:r>
-              <w:rPr>
-                <w:shd w:fill="FFFF00" w:val="clear"/>
-              </w:rPr>
+              <w:rPr/>
             </w:r>
             <m:oMathPara xmlns:m="http://schemas.openxmlformats.org/officeDocument/2006/math">
               <m:oMathParaPr>
@@ -12804,9 +12703,7 @@
         <w:t xml:space="preserve">Далее производится попытка численно разрешить систему относительно неизвестных </w:t>
       </w:r>
       <w:r>
-        <w:rPr>
-          <w:shd w:fill="FFFF00" w:val="clear"/>
-        </w:rPr>
+        <w:rPr/>
       </w:r>
       <m:oMath xmlns:m="http://schemas.openxmlformats.org/officeDocument/2006/math">
         <m:r>
@@ -12825,9 +12722,7 @@
         <w:t xml:space="preserve"> и </w:t>
       </w:r>
       <w:r>
-        <w:rPr>
-          <w:shd w:fill="FFFF00" w:val="clear"/>
-        </w:rPr>
+        <w:rPr/>
       </w:r>
       <m:oMath xmlns:m="http://schemas.openxmlformats.org/officeDocument/2006/math">
         <m:r>
@@ -12885,7 +12780,7 @@
         <mc:AlternateContent>
           <mc:Choice Requires="wps">
             <w:drawing>
-              <wp:anchor behindDoc="1" distT="0" distB="0" distL="0" distR="0" simplePos="0" locked="0" layoutInCell="1" allowOverlap="1" relativeHeight="22" wp14:anchorId="1F215BAD">
+              <wp:anchor behindDoc="1" distT="0" distB="0" distL="0" distR="0" simplePos="0" locked="0" layoutInCell="1" allowOverlap="1" relativeHeight="14" wp14:anchorId="1F215BAD">
                 <wp:simplePos x="0" y="0"/>
                 <wp:positionH relativeFrom="column">
                   <wp:posOffset>-638175</wp:posOffset>
@@ -12993,9 +12888,7 @@
         <w:t xml:space="preserve">Удобным является введение так называемых осевых координат. Для некоторой точки </w:t>
       </w:r>
       <w:r>
-        <w:rPr>
-          <w:shd w:fill="FFFF00" w:val="clear"/>
-        </w:rPr>
+        <w:rPr/>
       </w:r>
       <m:oMath xmlns:m="http://schemas.openxmlformats.org/officeDocument/2006/math">
         <m:r>
@@ -13162,9 +13055,7 @@
         <w:t xml:space="preserve">, осевые координаты </w:t>
       </w:r>
       <w:r>
-        <w:rPr>
-          <w:shd w:fill="FFFF00" w:val="clear"/>
-        </w:rPr>
+        <w:rPr/>
       </w:r>
       <m:oMath xmlns:m="http://schemas.openxmlformats.org/officeDocument/2006/math">
         <m:sSub>
@@ -13618,9 +13509,7 @@
         <w:t xml:space="preserve">, </w:t>
       </w:r>
       <w:r>
-        <w:rPr>
-          <w:shd w:fill="FFFF00" w:val="clear"/>
-        </w:rPr>
+        <w:rPr/>
       </w:r>
       <m:oMath xmlns:m="http://schemas.openxmlformats.org/officeDocument/2006/math">
         <m:bar>
@@ -13658,9 +13547,7 @@
         <w:t xml:space="preserve"> – направляющие векторов </w:t>
       </w:r>
       <w:r>
-        <w:rPr>
-          <w:shd w:fill="FFFF00" w:val="clear"/>
-        </w:rPr>
+        <w:rPr/>
       </w:r>
       <m:oMath xmlns:m="http://schemas.openxmlformats.org/officeDocument/2006/math">
         <m:bar>
@@ -13746,9 +13633,7 @@
         </w:rPr>
       </w:pPr>
       <w:r>
-        <w:rPr>
-          <w:shd w:fill="FFFF00" w:val="clear"/>
-        </w:rPr>
+        <w:rPr/>
       </w:r>
       <m:oMath xmlns:m="http://schemas.openxmlformats.org/officeDocument/2006/math">
         <m:sSub>
@@ -13961,9 +13846,7 @@
         <w:t xml:space="preserve">где </w:t>
       </w:r>
       <w:r>
-        <w:rPr>
-          <w:shd w:fill="FFFF00" w:val="clear"/>
-        </w:rPr>
+        <w:rPr/>
       </w:r>
       <m:oMath xmlns:m="http://schemas.openxmlformats.org/officeDocument/2006/math">
         <m:d>
@@ -14086,9 +13969,7 @@
         <w:t xml:space="preserve"> – некоторые фотометрические параметры. </w:t>
       </w:r>
       <w:r>
-        <w:rPr>
-          <w:shd w:fill="FFFF00" w:val="clear"/>
-        </w:rPr>
+        <w:rPr/>
       </w:r>
       <m:oMath xmlns:m="http://schemas.openxmlformats.org/officeDocument/2006/math">
         <m:sSub>
@@ -14172,9 +14053,7 @@
         <w:t xml:space="preserve"> – некоторые точки (так называемым фокусы), постоянные для выбранной СК, условий и типа съёмки. </w:t>
       </w:r>
       <w:r>
-        <w:rPr>
-          <w:shd w:fill="FFFF00" w:val="clear"/>
-        </w:rPr>
+        <w:rPr/>
       </w:r>
       <m:oMath xmlns:m="http://schemas.openxmlformats.org/officeDocument/2006/math">
         <m:sSub>
@@ -14205,9 +14084,7 @@
         <w:t xml:space="preserve"> –  эталоны осевых координат, которому соответствует эталоны пространственных координат </w:t>
       </w:r>
       <w:r>
-        <w:rPr>
-          <w:shd w:fill="FFFF00" w:val="clear"/>
-        </w:rPr>
+        <w:rPr/>
       </w:r>
       <m:oMath xmlns:m="http://schemas.openxmlformats.org/officeDocument/2006/math">
         <m:sSub>
@@ -14238,9 +14115,7 @@
         <w:t xml:space="preserve">. Для перспективных изображений </w:t>
       </w:r>
       <w:r>
-        <w:rPr>
-          <w:shd w:fill="FFFF00" w:val="clear"/>
-        </w:rPr>
+        <w:rPr/>
       </w:r>
       <m:oMath xmlns:m="http://schemas.openxmlformats.org/officeDocument/2006/math">
         <m:sSub>
@@ -14271,9 +14146,7 @@
         <w:t xml:space="preserve"> конечно (рисунок 6б), для ортотрансформированных </w:t>
       </w:r>
       <w:r>
-        <w:rPr>
-          <w:shd w:fill="FFFF00" w:val="clear"/>
-        </w:rPr>
+        <w:rPr/>
       </w:r>
       <m:oMath xmlns:m="http://schemas.openxmlformats.org/officeDocument/2006/math">
         <m:sSub>
@@ -14328,9 +14201,7 @@
         </w:rPr>
       </w:pPr>
       <w:r>
-        <w:rPr>
-          <w:shd w:fill="FFFF00" w:val="clear"/>
-        </w:rPr>
+        <w:rPr/>
       </w:r>
       <m:oMath xmlns:m="http://schemas.openxmlformats.org/officeDocument/2006/math">
         <m:sSub>
@@ -14657,9 +14528,7 @@
         <w:t xml:space="preserve">Т.к. </w:t>
       </w:r>
       <w:r>
-        <w:rPr>
-          <w:shd w:fill="FFFF00" w:val="clear"/>
-        </w:rPr>
+        <w:rPr/>
       </w:r>
       <m:oMath xmlns:m="http://schemas.openxmlformats.org/officeDocument/2006/math">
         <m:d>
@@ -14754,9 +14623,7 @@
         <w:t xml:space="preserve">, разложим числитель и знаменатель в (3.2) в ряды Маклорена и найдём предел дроби при </w:t>
       </w:r>
       <w:r>
-        <w:rPr>
-          <w:shd w:fill="FFFF00" w:val="clear"/>
-        </w:rPr>
+        <w:rPr/>
       </w:r>
       <m:oMath xmlns:m="http://schemas.openxmlformats.org/officeDocument/2006/math">
         <m:sSub>
@@ -14811,9 +14678,7 @@
         </w:rPr>
       </w:pPr>
       <w:r>
-        <w:rPr>
-          <w:shd w:fill="FFFF00" w:val="clear"/>
-        </w:rPr>
+        <w:rPr/>
       </w:r>
       <m:oMath xmlns:m="http://schemas.openxmlformats.org/officeDocument/2006/math">
         <m:sSub>
@@ -15365,7 +15230,7 @@
         <mc:AlternateContent>
           <mc:Choice Requires="wps">
             <w:drawing>
-              <wp:anchor behindDoc="1" distT="0" distB="0" distL="0" distR="0" simplePos="0" locked="0" layoutInCell="1" allowOverlap="1" relativeHeight="24" wp14:anchorId="1EB1131B">
+              <wp:anchor behindDoc="1" distT="0" distB="0" distL="0" distR="0" simplePos="0" locked="0" layoutInCell="1" allowOverlap="1" relativeHeight="16" wp14:anchorId="1EB1131B">
                 <wp:simplePos x="0" y="0"/>
                 <wp:positionH relativeFrom="column">
                   <wp:posOffset>-638175</wp:posOffset>
@@ -15473,9 +15338,7 @@
         <w:t xml:space="preserve">где </w:t>
       </w:r>
       <w:r>
-        <w:rPr>
-          <w:shd w:fill="FFFF00" w:val="clear"/>
-        </w:rPr>
+        <w:rPr/>
       </w:r>
       <m:oMath xmlns:m="http://schemas.openxmlformats.org/officeDocument/2006/math">
         <m:sSub>
@@ -15557,9 +15420,7 @@
         <w:t xml:space="preserve"> – масштабирующий коэффициент (разрешение) вдоль </w:t>
       </w:r>
       <w:r>
-        <w:rPr>
-          <w:shd w:fill="FFFF00" w:val="clear"/>
-        </w:rPr>
+        <w:rPr/>
       </w:r>
       <m:oMath xmlns:m="http://schemas.openxmlformats.org/officeDocument/2006/math">
         <m:bar>
@@ -15730,7 +15591,7 @@
         <mc:AlternateContent>
           <mc:Choice Requires="wps">
             <w:drawing>
-              <wp:anchor behindDoc="1" distT="0" distB="0" distL="0" distR="0" simplePos="0" locked="0" layoutInCell="1" allowOverlap="1" relativeHeight="34" wp14:anchorId="73FF62CF">
+              <wp:anchor behindDoc="1" distT="0" distB="0" distL="0" distR="0" simplePos="0" locked="0" layoutInCell="1" allowOverlap="1" relativeHeight="26" wp14:anchorId="73FF62CF">
                 <wp:simplePos x="0" y="0"/>
                 <wp:positionH relativeFrom="column">
                   <wp:posOffset>-724535</wp:posOffset>
@@ -16184,9 +16045,7 @@
         <w:t xml:space="preserve">. </w:t>
       </w:r>
       <w:r>
-        <w:rPr>
-          <w:shd w:fill="FFFF00" w:val="clear"/>
-        </w:rPr>
+        <w:rPr/>
       </w:r>
       <m:oMath xmlns:m="http://schemas.openxmlformats.org/officeDocument/2006/math">
         <m:r>
@@ -16418,9 +16277,7 @@
         </w:rPr>
       </w:pPr>
       <w:r>
-        <w:rPr>
-          <w:shd w:fill="FFFF00" w:val="clear"/>
-        </w:rPr>
+        <w:rPr/>
       </w:r>
       <m:oMath xmlns:m="http://schemas.openxmlformats.org/officeDocument/2006/math">
         <m:r>
@@ -16840,9 +16697,7 @@
         </w:rPr>
       </w:pPr>
       <w:r>
-        <w:rPr>
-          <w:shd w:fill="FFFF00" w:val="clear"/>
-        </w:rPr>
+        <w:rPr/>
       </w:r>
       <m:oMath xmlns:m="http://schemas.openxmlformats.org/officeDocument/2006/math">
         <m:bar>
@@ -16948,9 +16803,7 @@
         <w:t xml:space="preserve">направляющие </w:t>
       </w:r>
       <w:r>
-        <w:rPr>
-          <w:shd w:fill="FFFF00" w:val="clear"/>
-        </w:rPr>
+        <w:rPr/>
       </w:r>
       <m:oMath xmlns:m="http://schemas.openxmlformats.org/officeDocument/2006/math">
         <m:r>
@@ -17056,9 +16909,7 @@
         </w:rPr>
       </w:pPr>
       <w:r>
-        <w:rPr>
-          <w:shd w:fill="FFFF00" w:val="clear"/>
-        </w:rPr>
+        <w:rPr/>
       </w:r>
       <m:oMath xmlns:m="http://schemas.openxmlformats.org/officeDocument/2006/math">
         <m:sSub>
@@ -17161,9 +17012,7 @@
         <w:t xml:space="preserve">осевые координаты фокусов вдоль </w:t>
       </w:r>
       <w:r>
-        <w:rPr>
-          <w:shd w:fill="FFFF00" w:val="clear"/>
-        </w:rPr>
+        <w:rPr/>
       </w:r>
       <m:oMath xmlns:m="http://schemas.openxmlformats.org/officeDocument/2006/math">
         <m:bar>
@@ -17272,9 +17121,7 @@
         </w:rPr>
       </w:pPr>
       <w:r>
-        <w:rPr>
-          <w:shd w:fill="FFFF00" w:val="clear"/>
-        </w:rPr>
+        <w:rPr/>
       </w:r>
       <m:oMath xmlns:m="http://schemas.openxmlformats.org/officeDocument/2006/math">
         <m:sSub>
@@ -17377,9 +17224,7 @@
         <w:t xml:space="preserve">эталоны осевых координат, соответствующие эталонам пространственных координат </w:t>
       </w:r>
       <w:r>
-        <w:rPr>
-          <w:shd w:fill="FFFF00" w:val="clear"/>
-        </w:rPr>
+        <w:rPr/>
       </w:r>
       <m:oMath xmlns:m="http://schemas.openxmlformats.org/officeDocument/2006/math">
         <m:sSub>
@@ -17492,9 +17337,7 @@
         <w:t xml:space="preserve">Параметры </w:t>
       </w:r>
       <w:r>
-        <w:rPr>
-          <w:shd w:fill="FFFF00" w:val="clear"/>
-        </w:rPr>
+        <w:rPr/>
       </w:r>
       <m:oMath xmlns:m="http://schemas.openxmlformats.org/officeDocument/2006/math">
         <m:r>
@@ -17578,9 +17421,7 @@
         <w:t xml:space="preserve">По сегментациям эталонных объектов на базе определённых алгоритмов находятся опорные точки этих объектов. Если для эталонных объектов предполагаются эталонные размеры (линейные и угловые размеры в данных точках), то можно оценить </w:t>
       </w:r>
       <w:r>
-        <w:rPr>
-          <w:shd w:fill="FFFF00" w:val="clear"/>
-        </w:rPr>
+        <w:rPr/>
       </w:r>
       <m:oMath xmlns:m="http://schemas.openxmlformats.org/officeDocument/2006/math">
         <m:r>
@@ -17609,9 +17450,7 @@
         </w:rPr>
       </w:pPr>
       <w:r>
-        <w:rPr>
-          <w:shd w:fill="FFFF00" w:val="clear"/>
-        </w:rPr>
+        <w:rPr/>
       </w:r>
       <m:oMath xmlns:m="http://schemas.openxmlformats.org/officeDocument/2006/math">
         <m:bar>
@@ -17815,9 +17654,7 @@
         <w:t xml:space="preserve">; </w:t>
       </w:r>
       <w:r>
-        <w:rPr>
-          <w:shd w:fill="FFFF00" w:val="clear"/>
-        </w:rPr>
+        <w:rPr/>
       </w:r>
       <m:oMath xmlns:m="http://schemas.openxmlformats.org/officeDocument/2006/math">
         <m:sSub>
@@ -18027,9 +17864,7 @@
         </w:rPr>
       </w:pPr>
       <w:r>
-        <w:rPr>
-          <w:shd w:fill="FFFF00" w:val="clear"/>
-        </w:rPr>
+        <w:rPr/>
       </w:r>
       <m:oMath xmlns:m="http://schemas.openxmlformats.org/officeDocument/2006/math">
         <m:bar>
@@ -18073,9 +17908,7 @@
         <w:t xml:space="preserve">некоторые векторы в опорных точках, сонаправленные осям </w:t>
       </w:r>
       <w:r>
-        <w:rPr>
-          <w:shd w:fill="FFFF00" w:val="clear"/>
-        </w:rPr>
+        <w:rPr/>
       </w:r>
       <m:oMath xmlns:m="http://schemas.openxmlformats.org/officeDocument/2006/math">
         <m:r>
@@ -18111,9 +17944,7 @@
         <w:t xml:space="preserve">,  </w:t>
       </w:r>
       <w:r>
-        <w:rPr>
-          <w:shd w:fill="FFFF00" w:val="clear"/>
-        </w:rPr>
+        <w:rPr/>
       </w:r>
       <m:oMath xmlns:m="http://schemas.openxmlformats.org/officeDocument/2006/math">
         <m:sSub>
@@ -18203,9 +18034,7 @@
         <w:t xml:space="preserve"> – отрезок, параллельный </w:t>
       </w:r>
       <w:r>
-        <w:rPr>
-          <w:shd w:fill="FFFF00" w:val="clear"/>
-        </w:rPr>
+        <w:rPr/>
       </w:r>
       <m:oMath xmlns:m="http://schemas.openxmlformats.org/officeDocument/2006/math">
         <m:r>
@@ -18258,9 +18087,7 @@
         <w:t xml:space="preserve">В нашем случае </w:t>
       </w:r>
       <w:r>
-        <w:rPr>
-          <w:shd w:fill="FFFF00" w:val="clear"/>
-        </w:rPr>
+        <w:rPr/>
       </w:r>
       <m:oMath xmlns:m="http://schemas.openxmlformats.org/officeDocument/2006/math">
         <m:bar>
@@ -18334,9 +18161,7 @@
         <w:t xml:space="preserve">. Тогда: </w:t>
       </w:r>
       <w:r>
-        <w:rPr>
-          <w:shd w:fill="FFFF00" w:val="clear"/>
-        </w:rPr>
+        <w:rPr/>
       </w:r>
       <m:oMath xmlns:m="http://schemas.openxmlformats.org/officeDocument/2006/math">
         <m:bar>
@@ -18510,9 +18335,7 @@
         <w:t xml:space="preserve">Отсюда находим </w:t>
       </w:r>
       <w:r>
-        <w:rPr>
-          <w:shd w:fill="FFFF00" w:val="clear"/>
-        </w:rPr>
+        <w:rPr/>
       </w:r>
       <m:oMath xmlns:m="http://schemas.openxmlformats.org/officeDocument/2006/math">
         <m:r>
@@ -18640,9 +18463,7 @@
         <w:t xml:space="preserve">Параметры </w:t>
       </w:r>
       <w:r>
-        <w:rPr>
-          <w:shd w:fill="FFFF00" w:val="clear"/>
-        </w:rPr>
+        <w:rPr/>
       </w:r>
       <m:oMath xmlns:m="http://schemas.openxmlformats.org/officeDocument/2006/math">
         <m:r>
@@ -18708,9 +18529,7 @@
         <w:t xml:space="preserve"> оцениваются по отрезкам </w:t>
       </w:r>
       <w:r>
-        <w:rPr>
-          <w:shd w:fill="FFFF00" w:val="clear"/>
-        </w:rPr>
+        <w:rPr/>
       </w:r>
       <m:oMath xmlns:m="http://schemas.openxmlformats.org/officeDocument/2006/math">
         <m:sSub>
@@ -18757,9 +18576,7 @@
         <w:t xml:space="preserve">I. </w:t>
       </w:r>
       <w:r>
-        <w:rPr>
-          <w:shd w:fill="FFFF00" w:val="clear"/>
-        </w:rPr>
+        <w:rPr/>
       </w:r>
       <m:oMath xmlns:m="http://schemas.openxmlformats.org/officeDocument/2006/math">
         <m:sSub>
@@ -18908,9 +18725,7 @@
         </w:rPr>
       </w:pPr>
       <w:r>
-        <w:rPr>
-          <w:shd w:fill="FFFF00" w:val="clear"/>
-        </w:rPr>
+        <w:rPr/>
       </w:r>
       <m:oMath xmlns:m="http://schemas.openxmlformats.org/officeDocument/2006/math">
         <m:sSub>
@@ -19181,9 +18996,7 @@
         </w:rPr>
       </w:pPr>
       <w:r>
-        <w:rPr>
-          <w:shd w:fill="FFFF00" w:val="clear"/>
-        </w:rPr>
+        <w:rPr/>
       </w:r>
       <m:oMath xmlns:m="http://schemas.openxmlformats.org/officeDocument/2006/math">
         <m:sSub>
@@ -19576,7 +19389,7 @@
         <mc:AlternateContent>
           <mc:Choice Requires="wps">
             <w:drawing>
-              <wp:anchor behindDoc="1" distT="0" distB="0" distL="0" distR="0" simplePos="0" locked="0" layoutInCell="1" allowOverlap="1" relativeHeight="36" wp14:anchorId="31894BA0">
+              <wp:anchor behindDoc="1" distT="0" distB="0" distL="0" distR="0" simplePos="0" locked="0" layoutInCell="1" allowOverlap="1" relativeHeight="28" wp14:anchorId="31894BA0">
                 <wp:simplePos x="0" y="0"/>
                 <wp:positionH relativeFrom="column">
                   <wp:posOffset>-661035</wp:posOffset>
@@ -19684,9 +19497,7 @@
         <w:t xml:space="preserve">II. </w:t>
       </w:r>
       <w:r>
-        <w:rPr>
-          <w:shd w:fill="FFFF00" w:val="clear"/>
-        </w:rPr>
+        <w:rPr/>
       </w:r>
       <m:oMath xmlns:m="http://schemas.openxmlformats.org/officeDocument/2006/math">
         <m:sSub>
@@ -19854,9 +19665,7 @@
         </w:rPr>
       </w:pPr>
       <w:r>
-        <w:rPr>
-          <w:shd w:fill="FFFF00" w:val="clear"/>
-        </w:rPr>
+        <w:rPr/>
       </w:r>
       <m:oMath xmlns:m="http://schemas.openxmlformats.org/officeDocument/2006/math">
         <m:sSub>
@@ -20008,9 +19817,7 @@
         <w:t xml:space="preserve">  </w:t>
       </w:r>
       <w:r>
-        <w:rPr>
-          <w:shd w:fill="FFFF00" w:val="clear"/>
-        </w:rPr>
+        <w:rPr/>
       </w:r>
       <m:oMath xmlns:m="http://schemas.openxmlformats.org/officeDocument/2006/math">
         <m:sSub>
@@ -20154,9 +19961,7 @@
         </w:rPr>
       </w:pPr>
       <w:r>
-        <w:rPr>
-          <w:shd w:fill="FFFF00" w:val="clear"/>
-        </w:rPr>
+        <w:rPr/>
       </w:r>
       <m:oMath xmlns:m="http://schemas.openxmlformats.org/officeDocument/2006/math">
         <m:sSub>
@@ -20302,9 +20107,7 @@
         <w:t xml:space="preserve">эталонных объектов в составе железнодорожной инфраструктуры и расчётов параметров </w:t>
       </w:r>
       <w:r>
-        <w:rPr>
-          <w:shd w:fill="FFFF00" w:val="clear"/>
-        </w:rPr>
+        <w:rPr/>
       </w:r>
       <m:oMath xmlns:m="http://schemas.openxmlformats.org/officeDocument/2006/math">
         <m:r>
@@ -20412,9 +20215,7 @@
         </w:rPr>
       </w:pPr>
       <w:r>
-        <w:rPr>
-          <w:shd w:fill="FFFF00" w:val="clear"/>
-        </w:rPr>
+        <w:rPr/>
       </w:r>
       <m:oMath xmlns:m="http://schemas.openxmlformats.org/officeDocument/2006/math">
         <m:bar>
@@ -20489,9 +20290,7 @@
         <w:t xml:space="preserve"> </w:t>
       </w:r>
       <w:r>
-        <w:rPr>
-          <w:shd w:fill="FFFF00" w:val="clear"/>
-        </w:rPr>
+        <w:rPr/>
       </w:r>
       <m:oMath xmlns:m="http://schemas.openxmlformats.org/officeDocument/2006/math">
         <m:bar>
@@ -20633,9 +20432,7 @@
         </w:rPr>
       </w:pPr>
       <w:r>
-        <w:rPr>
-          <w:shd w:fill="FFFF00" w:val="clear"/>
-        </w:rPr>
+        <w:rPr/>
       </w:r>
       <m:oMath xmlns:m="http://schemas.openxmlformats.org/officeDocument/2006/math">
         <m:sSub>
@@ -20823,9 +20620,7 @@
         </w:rPr>
       </w:pPr>
       <w:r>
-        <w:rPr>
-          <w:shd w:fill="FFFF00" w:val="clear"/>
-        </w:rPr>
+        <w:rPr/>
       </w:r>
       <m:oMath xmlns:m="http://schemas.openxmlformats.org/officeDocument/2006/math">
         <m:sSub>
@@ -21031,9 +20826,7 @@
         </w:rPr>
       </w:pPr>
       <w:r>
-        <w:rPr>
-          <w:shd w:fill="FFFF00" w:val="clear"/>
-        </w:rPr>
+        <w:rPr/>
       </w:r>
       <m:oMath xmlns:m="http://schemas.openxmlformats.org/officeDocument/2006/math">
         <m:sSub>
@@ -21236,7 +21029,7 @@
         <mc:AlternateContent>
           <mc:Choice Requires="wps">
             <w:drawing>
-              <wp:anchor behindDoc="1" distT="0" distB="0" distL="0" distR="0" simplePos="0" locked="0" layoutInCell="1" allowOverlap="1" relativeHeight="38" wp14:anchorId="353F264F">
+              <wp:anchor behindDoc="1" distT="0" distB="0" distL="0" distR="0" simplePos="0" locked="0" layoutInCell="1" allowOverlap="1" relativeHeight="30" wp14:anchorId="353F264F">
                 <wp:simplePos x="0" y="0"/>
                 <wp:positionH relativeFrom="column">
                   <wp:posOffset>-695960</wp:posOffset>
@@ -21350,9 +21143,7 @@
         <w:t xml:space="preserve">Пространственные координаты </w:t>
       </w:r>
       <w:r>
-        <w:rPr>
-          <w:shd w:fill="FFFF00" w:val="clear"/>
-        </w:rPr>
+        <w:rPr/>
       </w:r>
       <m:oMath xmlns:m="http://schemas.openxmlformats.org/officeDocument/2006/math">
         <m:sSub>
@@ -21415,9 +21206,7 @@
         <w:t xml:space="preserve"> здания рассчитываются по (1), где </w:t>
       </w:r>
       <w:r>
-        <w:rPr>
-          <w:shd w:fill="FFFF00" w:val="clear"/>
-        </w:rPr>
+        <w:rPr/>
       </w:r>
       <m:oMath xmlns:m="http://schemas.openxmlformats.org/officeDocument/2006/math">
         <m:r>
@@ -21435,9 +21224,7 @@
         <w:t xml:space="preserve">: </w:t>
       </w:r>
       <w:r>
-        <w:rPr>
-          <w:shd w:fill="FFFF00" w:val="clear"/>
-        </w:rPr>
+        <w:rPr/>
       </w:r>
       <m:oMath xmlns:m="http://schemas.openxmlformats.org/officeDocument/2006/math">
         <m:sSub>
@@ -21663,9 +21450,7 @@
         <w:t xml:space="preserve">, а </w:t>
       </w:r>
       <w:r>
-        <w:rPr>
-          <w:shd w:fill="FFFF00" w:val="clear"/>
-        </w:rPr>
+        <w:rPr/>
       </w:r>
       <m:oMath xmlns:m="http://schemas.openxmlformats.org/officeDocument/2006/math">
         <m:sSub>
@@ -21695,9 +21480,7 @@
         <w:t xml:space="preserve">, исходя из геометрических связей: </w:t>
       </w:r>
       <w:r>
-        <w:rPr>
-          <w:shd w:fill="FFFF00" w:val="clear"/>
-        </w:rPr>
+        <w:rPr/>
       </w:r>
       <m:oMath xmlns:m="http://schemas.openxmlformats.org/officeDocument/2006/math">
         <m:sSub>
@@ -22098,7 +21881,7 @@
         <mc:AlternateContent>
           <mc:Choice Requires="wps">
             <w:drawing>
-              <wp:anchor behindDoc="1" distT="0" distB="0" distL="0" distR="0" simplePos="0" locked="0" layoutInCell="1" allowOverlap="1" relativeHeight="26" wp14:anchorId="1973D029">
+              <wp:anchor behindDoc="1" distT="0" distB="0" distL="0" distR="0" simplePos="0" locked="0" layoutInCell="1" allowOverlap="1" relativeHeight="18" wp14:anchorId="1973D029">
                 <wp:simplePos x="0" y="0"/>
                 <wp:positionH relativeFrom="column">
                   <wp:posOffset>-638175</wp:posOffset>
@@ -22218,7 +22001,7 @@
         <mc:AlternateContent>
           <mc:Choice Requires="wps">
             <w:drawing>
-              <wp:anchor behindDoc="1" distT="0" distB="0" distL="0" distR="0" simplePos="0" locked="0" layoutInCell="1" allowOverlap="1" relativeHeight="40" wp14:anchorId="0458BC62">
+              <wp:anchor behindDoc="1" distT="0" distB="0" distL="0" distR="0" simplePos="0" locked="0" layoutInCell="1" allowOverlap="1" relativeHeight="32" wp14:anchorId="0458BC62">
                 <wp:simplePos x="0" y="0"/>
                 <wp:positionH relativeFrom="column">
                   <wp:posOffset>-695960</wp:posOffset>
@@ -22694,7 +22477,7 @@
         <w:ind w:firstLine="851" w:left="0"/>
         <w:contextualSpacing/>
         <w:rPr>
-          <w:rFonts w:cstheme="minorBidi" w:eastAsiaTheme="minorHAnsi"/>
+          <w:rFonts w:eastAsia="Calibri" w:cs="" w:cstheme="minorBidi" w:eastAsiaTheme="minorHAnsi"/>
           <w:highlight w:val="none"/>
           <w:shd w:fill="FFFF00" w:val="clear"/>
         </w:rPr>
@@ -22811,7 +22594,7 @@
         <w:ind w:firstLine="851"/>
         <w:jc w:val="both"/>
         <w:rPr>
-          <w:rFonts w:cstheme="minorBidi" w:eastAsiaTheme="minorHAnsi"/>
+          <w:rFonts w:eastAsia="Calibri" w:cs="" w:cstheme="minorBidi" w:eastAsiaTheme="minorHAnsi"/>
           <w:highlight w:val="none"/>
           <w:shd w:fill="FFFF00" w:val="clear"/>
         </w:rPr>
@@ -22832,7 +22615,7 @@
         <w:ind w:hanging="0" w:left="851"/>
         <w:jc w:val="both"/>
         <w:rPr>
-          <w:rFonts w:cstheme="minorBidi" w:eastAsiaTheme="minorHAnsi"/>
+          <w:rFonts w:eastAsia="Calibri" w:cs="" w:cstheme="minorBidi" w:eastAsiaTheme="minorHAnsi"/>
           <w:highlight w:val="none"/>
           <w:shd w:fill="FFFF00" w:val="clear"/>
         </w:rPr>
@@ -22861,14 +22644,14 @@
         <w:spacing w:lineRule="auto" w:line="360"/>
         <w:ind w:firstLine="851"/>
         <w:rPr>
-          <w:rFonts w:cstheme="minorBidi" w:eastAsiaTheme="minorHAnsi"/>
+          <w:rFonts w:eastAsia="Calibri" w:cs="" w:cstheme="minorBidi" w:eastAsiaTheme="minorHAnsi"/>
           <w:highlight w:val="none"/>
           <w:shd w:fill="FFFF00" w:val="clear"/>
         </w:rPr>
       </w:pPr>
       <w:r>
         <w:rPr>
-          <w:rFonts w:cstheme="minorBidi" w:eastAsiaTheme="minorHAnsi"/>
+          <w:rFonts w:eastAsia="Calibri" w:cs="" w:cstheme="minorBidi" w:eastAsiaTheme="minorHAnsi"/>
           <w:szCs w:val="24"/>
           <w:shd w:fill="FFFF00" w:val="clear"/>
           <w:lang w:val="ru-RU"/>
@@ -22886,14 +22669,14 @@
         <w:spacing w:lineRule="auto" w:line="360"/>
         <w:ind w:firstLine="851" w:left="0"/>
         <w:rPr>
-          <w:rFonts w:cstheme="minorBidi" w:eastAsiaTheme="minorHAnsi"/>
+          <w:rFonts w:eastAsia="Calibri" w:cs="" w:cstheme="minorBidi" w:eastAsiaTheme="minorHAnsi"/>
           <w:highlight w:val="none"/>
           <w:shd w:fill="FFFF00" w:val="clear"/>
         </w:rPr>
       </w:pPr>
       <w:r>
         <w:rPr>
-          <w:rFonts w:cstheme="minorBidi" w:eastAsiaTheme="minorHAnsi"/>
+          <w:rFonts w:eastAsia="Calibri" w:cs="" w:cstheme="minorBidi" w:eastAsiaTheme="minorHAnsi"/>
           <w:szCs w:val="24"/>
           <w:shd w:fill="FFFF00" w:val="clear"/>
           <w:lang w:val="ru-RU"/>
@@ -22911,14 +22694,14 @@
         <w:spacing w:lineRule="auto" w:line="360"/>
         <w:ind w:firstLine="851" w:left="0"/>
         <w:rPr>
-          <w:rFonts w:cstheme="minorBidi" w:eastAsiaTheme="minorHAnsi"/>
+          <w:rFonts w:eastAsia="Calibri" w:cs="" w:cstheme="minorBidi" w:eastAsiaTheme="minorHAnsi"/>
           <w:highlight w:val="none"/>
           <w:shd w:fill="FFFF00" w:val="clear"/>
         </w:rPr>
       </w:pPr>
       <w:r>
         <w:rPr>
-          <w:rFonts w:cstheme="minorBidi" w:eastAsiaTheme="minorHAnsi"/>
+          <w:rFonts w:eastAsia="Calibri" w:cs="" w:cstheme="minorBidi" w:eastAsiaTheme="minorHAnsi"/>
           <w:szCs w:val="24"/>
           <w:shd w:fill="FFFF00" w:val="clear"/>
           <w:lang w:val="ru-RU"/>
@@ -22936,14 +22719,14 @@
         <w:spacing w:lineRule="auto" w:line="360"/>
         <w:ind w:firstLine="851" w:left="0"/>
         <w:rPr>
-          <w:rFonts w:cstheme="minorBidi" w:eastAsiaTheme="minorHAnsi"/>
+          <w:rFonts w:eastAsia="Calibri" w:cs="" w:cstheme="minorBidi" w:eastAsiaTheme="minorHAnsi"/>
           <w:highlight w:val="none"/>
           <w:shd w:fill="FFFF00" w:val="clear"/>
         </w:rPr>
       </w:pPr>
       <w:r>
         <w:rPr>
-          <w:rFonts w:cstheme="minorBidi" w:eastAsiaTheme="minorHAnsi"/>
+          <w:rFonts w:eastAsia="Calibri" w:cs="" w:cstheme="minorBidi" w:eastAsiaTheme="minorHAnsi"/>
           <w:szCs w:val="24"/>
           <w:shd w:fill="FFFF00" w:val="clear"/>
           <w:lang w:val="ru-RU"/>
@@ -22961,14 +22744,14 @@
         <w:spacing w:lineRule="auto" w:line="360"/>
         <w:ind w:firstLine="851" w:left="0"/>
         <w:rPr>
-          <w:rFonts w:cstheme="minorBidi" w:eastAsiaTheme="minorHAnsi"/>
+          <w:rFonts w:eastAsia="Calibri" w:cs="" w:cstheme="minorBidi" w:eastAsiaTheme="minorHAnsi"/>
           <w:highlight w:val="none"/>
           <w:shd w:fill="FFFF00" w:val="clear"/>
         </w:rPr>
       </w:pPr>
       <w:r>
         <w:rPr>
-          <w:rFonts w:cstheme="minorBidi" w:eastAsiaTheme="minorHAnsi"/>
+          <w:rFonts w:eastAsia="Calibri" w:cs="" w:cstheme="minorBidi" w:eastAsiaTheme="minorHAnsi"/>
           <w:szCs w:val="24"/>
           <w:shd w:fill="FFFF00" w:val="clear"/>
           <w:lang w:val="ru-RU"/>
@@ -22986,14 +22769,14 @@
         <w:spacing w:lineRule="auto" w:line="360"/>
         <w:ind w:firstLine="851" w:left="0"/>
         <w:rPr>
-          <w:rFonts w:cstheme="minorBidi" w:eastAsiaTheme="minorHAnsi"/>
+          <w:rFonts w:eastAsia="Calibri" w:cs="" w:cstheme="minorBidi" w:eastAsiaTheme="minorHAnsi"/>
           <w:highlight w:val="none"/>
           <w:shd w:fill="FFFF00" w:val="clear"/>
         </w:rPr>
       </w:pPr>
       <w:r>
         <w:rPr>
-          <w:rFonts w:cstheme="minorBidi" w:eastAsiaTheme="minorHAnsi"/>
+          <w:rFonts w:eastAsia="Calibri" w:cs="" w:cstheme="minorBidi" w:eastAsiaTheme="minorHAnsi"/>
           <w:szCs w:val="24"/>
           <w:shd w:fill="FFFF00" w:val="clear"/>
           <w:lang w:val="ru-RU"/>
@@ -23007,14 +22790,14 @@
         <w:spacing w:lineRule="auto" w:line="360" w:before="240" w:after="0"/>
         <w:ind w:firstLine="851"/>
         <w:rPr>
-          <w:rFonts w:cstheme="minorBidi" w:eastAsiaTheme="minorHAnsi"/>
+          <w:rFonts w:eastAsia="Calibri" w:cs="" w:cstheme="minorBidi" w:eastAsiaTheme="minorHAnsi"/>
           <w:highlight w:val="none"/>
           <w:shd w:fill="FFFF00" w:val="clear"/>
         </w:rPr>
       </w:pPr>
       <w:r>
         <w:rPr>
-          <w:rFonts w:cstheme="minorBidi" w:eastAsiaTheme="minorHAnsi"/>
+          <w:rFonts w:eastAsia="Calibri" w:cs="" w:cstheme="minorBidi" w:eastAsiaTheme="minorHAnsi"/>
           <w:szCs w:val="24"/>
           <w:shd w:fill="FFFF00" w:val="clear"/>
           <w:lang w:val="ru-RU"/>
@@ -23032,14 +22815,14 @@
         <w:spacing w:lineRule="auto" w:line="360"/>
         <w:ind w:firstLine="851" w:left="0"/>
         <w:rPr>
-          <w:rFonts w:cstheme="minorBidi" w:eastAsiaTheme="minorHAnsi"/>
+          <w:rFonts w:eastAsia="Calibri" w:cs="" w:cstheme="minorBidi" w:eastAsiaTheme="minorHAnsi"/>
           <w:highlight w:val="none"/>
           <w:shd w:fill="FFFF00" w:val="clear"/>
         </w:rPr>
       </w:pPr>
       <w:r>
         <w:rPr>
-          <w:rFonts w:cstheme="minorBidi" w:eastAsiaTheme="minorHAnsi"/>
+          <w:rFonts w:eastAsia="Calibri" w:cs="" w:cstheme="minorBidi" w:eastAsiaTheme="minorHAnsi"/>
           <w:szCs w:val="24"/>
           <w:shd w:fill="FFFF00" w:val="clear"/>
           <w:lang w:val="ru-RU"/>
@@ -23057,14 +22840,14 @@
         <w:spacing w:lineRule="auto" w:line="360"/>
         <w:ind w:firstLine="851" w:left="0"/>
         <w:rPr>
-          <w:rFonts w:cstheme="minorBidi" w:eastAsiaTheme="minorHAnsi"/>
+          <w:rFonts w:eastAsia="Calibri" w:cs="" w:cstheme="minorBidi" w:eastAsiaTheme="minorHAnsi"/>
           <w:highlight w:val="none"/>
           <w:shd w:fill="FFFF00" w:val="clear"/>
         </w:rPr>
       </w:pPr>
       <w:r>
         <w:rPr>
-          <w:rFonts w:cstheme="minorBidi" w:eastAsiaTheme="minorHAnsi"/>
+          <w:rFonts w:eastAsia="Calibri" w:cs="" w:cstheme="minorBidi" w:eastAsiaTheme="minorHAnsi"/>
           <w:szCs w:val="24"/>
           <w:shd w:fill="FFFF00" w:val="clear"/>
           <w:lang w:val="ru-RU"/>
@@ -23082,14 +22865,14 @@
         <w:spacing w:lineRule="auto" w:line="360"/>
         <w:ind w:firstLine="851" w:left="0"/>
         <w:rPr>
-          <w:rFonts w:cstheme="minorBidi" w:eastAsiaTheme="minorHAnsi"/>
+          <w:rFonts w:eastAsia="Calibri" w:cs="" w:cstheme="minorBidi" w:eastAsiaTheme="minorHAnsi"/>
           <w:highlight w:val="none"/>
           <w:shd w:fill="FFFF00" w:val="clear"/>
         </w:rPr>
       </w:pPr>
       <w:r>
         <w:rPr>
-          <w:rFonts w:cstheme="minorBidi" w:eastAsiaTheme="minorHAnsi"/>
+          <w:rFonts w:eastAsia="Calibri" w:cs="" w:cstheme="minorBidi" w:eastAsiaTheme="minorHAnsi"/>
           <w:szCs w:val="24"/>
           <w:shd w:fill="FFFF00" w:val="clear"/>
           <w:lang w:val="ru-RU"/>
@@ -23107,14 +22890,14 @@
         <w:spacing w:lineRule="auto" w:line="360"/>
         <w:ind w:firstLine="851" w:left="0"/>
         <w:rPr>
-          <w:rFonts w:cstheme="minorBidi" w:eastAsiaTheme="minorHAnsi"/>
+          <w:rFonts w:eastAsia="Calibri" w:cs="" w:cstheme="minorBidi" w:eastAsiaTheme="minorHAnsi"/>
           <w:highlight w:val="none"/>
           <w:shd w:fill="FFFF00" w:val="clear"/>
         </w:rPr>
       </w:pPr>
       <w:r>
         <w:rPr>
-          <w:rFonts w:cstheme="minorBidi" w:eastAsiaTheme="minorHAnsi"/>
+          <w:rFonts w:eastAsia="Calibri" w:cs="" w:cstheme="minorBidi" w:eastAsiaTheme="minorHAnsi"/>
           <w:szCs w:val="24"/>
           <w:shd w:fill="FFFF00" w:val="clear"/>
           <w:lang w:val="ru-RU"/>
@@ -23128,14 +22911,14 @@
         <w:spacing w:lineRule="auto" w:line="360"/>
         <w:ind w:firstLine="851"/>
         <w:rPr>
-          <w:rFonts w:cstheme="minorBidi" w:eastAsiaTheme="minorHAnsi"/>
+          <w:rFonts w:eastAsia="Calibri" w:cs="" w:cstheme="minorBidi" w:eastAsiaTheme="minorHAnsi"/>
           <w:highlight w:val="none"/>
           <w:shd w:fill="FFFF00" w:val="clear"/>
         </w:rPr>
       </w:pPr>
       <w:r>
         <w:rPr>
-          <w:rFonts w:cstheme="minorBidi" w:eastAsiaTheme="minorHAnsi"/>
+          <w:rFonts w:eastAsia="Calibri" w:cs="" w:cstheme="minorBidi" w:eastAsiaTheme="minorHAnsi"/>
           <w:szCs w:val="24"/>
           <w:shd w:fill="FFFF00" w:val="clear"/>
           <w:lang w:val="ru-RU"/>
@@ -24222,7 +24005,7 @@
           <v:shape id="ole_rId25" type="_x0000_tole_rId25" style="width:50pt;height:18.5pt;mso-wrap-distance-right:0pt" filled="f" o:ole="">
             <v:imagedata r:id="rId26" o:title=""/>
           </v:shape>
-          <o:OLEObject Type="Embed" ProgID="Equation.DSMT4" ShapeID="ole_rId25" DrawAspect="Content" ObjectID="_1532236757" r:id="rId25"/>
+          <o:OLEObject Type="Embed" ProgID="Equation.DSMT4" ShapeID="ole_rId25" DrawAspect="Content" ObjectID="_332026658" r:id="rId25"/>
         </w:object>
       </w:r>
       <w:r>
@@ -24256,7 +24039,7 @@
           <v:shape id="ole_rId27" type="_x0000_tole_rId27" style="width:36pt;height:18.5pt;mso-wrap-distance-right:0pt" filled="f" o:ole="">
             <v:imagedata r:id="rId28" o:title=""/>
           </v:shape>
-          <o:OLEObject Type="Embed" ProgID="Equation.DSMT4" ShapeID="ole_rId27" DrawAspect="Content" ObjectID="_229846001" r:id="rId27"/>
+          <o:OLEObject Type="Embed" ProgID="Equation.DSMT4" ShapeID="ole_rId27" DrawAspect="Content" ObjectID="_176754527" r:id="rId27"/>
         </w:object>
       </w:r>
       <w:r>
@@ -24290,7 +24073,7 @@
           <v:shape id="ole_rId29" type="_x0000_tole_rId29" style="width:11pt;height:18.5pt;mso-wrap-distance-right:0pt" filled="f" o:ole="">
             <v:imagedata r:id="rId30" o:title=""/>
           </v:shape>
-          <o:OLEObject Type="Embed" ProgID="Equation.DSMT4" ShapeID="ole_rId29" DrawAspect="Content" ObjectID="_1698231455" r:id="rId29"/>
+          <o:OLEObject Type="Embed" ProgID="Equation.DSMT4" ShapeID="ole_rId29" DrawAspect="Content" ObjectID="_1242480936" r:id="rId29"/>
         </w:object>
       </w:r>
       <w:r>
@@ -24324,7 +24107,7 @@
           <v:shape id="ole_rId31" type="_x0000_tole_rId31" style="width:12pt;height:18.5pt;mso-wrap-distance-right:0pt" filled="f" o:ole="">
             <v:imagedata r:id="rId32" o:title=""/>
           </v:shape>
-          <o:OLEObject Type="Embed" ProgID="Equation.DSMT4" ShapeID="ole_rId31" DrawAspect="Content" ObjectID="_1978632843" r:id="rId31"/>
+          <o:OLEObject Type="Embed" ProgID="Equation.DSMT4" ShapeID="ole_rId31" DrawAspect="Content" ObjectID="_129736284" r:id="rId31"/>
         </w:object>
       </w:r>
       <w:r>
@@ -24358,7 +24141,7 @@
           <v:shape id="ole_rId33" type="_x0000_tole_rId33" style="width:12pt;height:18.5pt;mso-wrap-distance-right:0pt" filled="f" o:ole="">
             <v:imagedata r:id="rId34" o:title=""/>
           </v:shape>
-          <o:OLEObject Type="Embed" ProgID="Equation.DSMT4" ShapeID="ole_rId33" DrawAspect="Content" ObjectID="_892116673" r:id="rId33"/>
+          <o:OLEObject Type="Embed" ProgID="Equation.DSMT4" ShapeID="ole_rId33" DrawAspect="Content" ObjectID="_1638799605" r:id="rId33"/>
         </w:object>
       </w:r>
       <w:r>
@@ -29018,8 +28801,8 @@
         <w:gridCol w:w="1557"/>
         <w:gridCol w:w="1556"/>
         <w:gridCol w:w="1559"/>
-        <w:gridCol w:w="1559"/>
-        <w:gridCol w:w="1556"/>
+        <w:gridCol w:w="1560"/>
+        <w:gridCol w:w="1555"/>
       </w:tblGrid>
       <w:tr>
         <w:trPr>
@@ -29168,7 +28951,7 @@
         </w:tc>
         <w:tc>
           <w:tcPr>
-            <w:tcW w:w="1559" w:type="dxa"/>
+            <w:tcW w:w="1560" w:type="dxa"/>
             <w:tcBorders/>
           </w:tcPr>
           <w:p>
@@ -29208,7 +28991,7 @@
         </w:tc>
         <w:tc>
           <w:tcPr>
-            <w:tcW w:w="1556" w:type="dxa"/>
+            <w:tcW w:w="1555" w:type="dxa"/>
             <w:tcBorders/>
           </w:tcPr>
           <w:p>
@@ -29366,7 +29149,7 @@
         </w:tc>
         <w:tc>
           <w:tcPr>
-            <w:tcW w:w="1559" w:type="dxa"/>
+            <w:tcW w:w="1560" w:type="dxa"/>
             <w:tcBorders/>
           </w:tcPr>
           <w:p>
@@ -29394,7 +29177,7 @@
         </w:tc>
         <w:tc>
           <w:tcPr>
-            <w:tcW w:w="1556" w:type="dxa"/>
+            <w:tcW w:w="1555" w:type="dxa"/>
             <w:tcBorders/>
           </w:tcPr>
           <w:p>
@@ -29539,7 +29322,7 @@
         </w:tc>
         <w:tc>
           <w:tcPr>
-            <w:tcW w:w="1559" w:type="dxa"/>
+            <w:tcW w:w="1560" w:type="dxa"/>
             <w:tcBorders/>
           </w:tcPr>
           <w:p>
@@ -29567,7 +29350,7 @@
         </w:tc>
         <w:tc>
           <w:tcPr>
-            <w:tcW w:w="1556" w:type="dxa"/>
+            <w:tcW w:w="1555" w:type="dxa"/>
             <w:tcBorders/>
           </w:tcPr>
           <w:p>
@@ -29712,7 +29495,7 @@
         </w:tc>
         <w:tc>
           <w:tcPr>
-            <w:tcW w:w="1559" w:type="dxa"/>
+            <w:tcW w:w="1560" w:type="dxa"/>
             <w:tcBorders/>
           </w:tcPr>
           <w:p>
@@ -29740,7 +29523,7 @@
         </w:tc>
         <w:tc>
           <w:tcPr>
-            <w:tcW w:w="1556" w:type="dxa"/>
+            <w:tcW w:w="1555" w:type="dxa"/>
             <w:tcBorders/>
           </w:tcPr>
           <w:p>
@@ -29885,7 +29668,7 @@
         </w:tc>
         <w:tc>
           <w:tcPr>
-            <w:tcW w:w="1559" w:type="dxa"/>
+            <w:tcW w:w="1560" w:type="dxa"/>
             <w:tcBorders/>
           </w:tcPr>
           <w:p>
@@ -29913,7 +29696,7 @@
         </w:tc>
         <w:tc>
           <w:tcPr>
-            <w:tcW w:w="1556" w:type="dxa"/>
+            <w:tcW w:w="1555" w:type="dxa"/>
             <w:tcBorders/>
           </w:tcPr>
           <w:p>
@@ -30058,7 +29841,7 @@
         </w:tc>
         <w:tc>
           <w:tcPr>
-            <w:tcW w:w="1559" w:type="dxa"/>
+            <w:tcW w:w="1560" w:type="dxa"/>
             <w:tcBorders/>
           </w:tcPr>
           <w:p>
@@ -30086,7 +29869,7 @@
         </w:tc>
         <w:tc>
           <w:tcPr>
-            <w:tcW w:w="1556" w:type="dxa"/>
+            <w:tcW w:w="1555" w:type="dxa"/>
             <w:tcBorders/>
           </w:tcPr>
           <w:p>
@@ -30179,8 +29962,8 @@
         <w:tblLook w:val="04a0" w:noHBand="0" w:noVBand="1" w:firstColumn="1" w:lastRow="0" w:lastColumn="0" w:firstRow="1"/>
       </w:tblPr>
       <w:tblGrid>
-        <w:gridCol w:w="597"/>
-        <w:gridCol w:w="2552"/>
+        <w:gridCol w:w="596"/>
+        <w:gridCol w:w="2553"/>
         <w:gridCol w:w="1698"/>
         <w:gridCol w:w="1859"/>
         <w:gridCol w:w="3784"/>
@@ -30387,7 +30170,7 @@
         </w:trPr>
         <w:tc>
           <w:tcPr>
-            <w:tcW w:w="597" w:type="dxa"/>
+            <w:tcW w:w="596" w:type="dxa"/>
             <w:vMerge w:val="restart"/>
             <w:tcBorders/>
           </w:tcPr>
@@ -30427,7 +30210,7 @@
         </w:tc>
         <w:tc>
           <w:tcPr>
-            <w:tcW w:w="2552" w:type="dxa"/>
+            <w:tcW w:w="2553" w:type="dxa"/>
             <w:vMerge w:val="restart"/>
             <w:tcBorders/>
           </w:tcPr>
@@ -30848,7 +30631,7 @@
         </w:trPr>
         <w:tc>
           <w:tcPr>
-            <w:tcW w:w="597" w:type="dxa"/>
+            <w:tcW w:w="596" w:type="dxa"/>
             <w:vMerge w:val="continue"/>
             <w:tcBorders/>
           </w:tcPr>
@@ -30876,7 +30659,7 @@
         </w:tc>
         <w:tc>
           <w:tcPr>
-            <w:tcW w:w="2552" w:type="dxa"/>
+            <w:tcW w:w="2553" w:type="dxa"/>
             <w:vMerge w:val="continue"/>
             <w:tcBorders/>
           </w:tcPr>
@@ -31126,7 +30909,7 @@
         </w:trPr>
         <w:tc>
           <w:tcPr>
-            <w:tcW w:w="597" w:type="dxa"/>
+            <w:tcW w:w="596" w:type="dxa"/>
             <w:vMerge w:val="continue"/>
             <w:tcBorders/>
           </w:tcPr>
@@ -31154,7 +30937,7 @@
         </w:tc>
         <w:tc>
           <w:tcPr>
-            <w:tcW w:w="2552" w:type="dxa"/>
+            <w:tcW w:w="2553" w:type="dxa"/>
             <w:vMerge w:val="continue"/>
             <w:tcBorders/>
           </w:tcPr>
@@ -31745,7 +31528,7 @@
         <w:trPr/>
         <w:tc>
           <w:tcPr>
-            <w:tcW w:w="597" w:type="dxa"/>
+            <w:tcW w:w="596" w:type="dxa"/>
             <w:tcBorders/>
           </w:tcPr>
           <w:p>
@@ -31784,7 +31567,7 @@
         </w:tc>
         <w:tc>
           <w:tcPr>
-            <w:tcW w:w="2552" w:type="dxa"/>
+            <w:tcW w:w="2553" w:type="dxa"/>
             <w:tcBorders/>
           </w:tcPr>
           <w:p>
@@ -32087,7 +31870,7 @@
         </w:trPr>
         <w:tc>
           <w:tcPr>
-            <w:tcW w:w="597" w:type="dxa"/>
+            <w:tcW w:w="596" w:type="dxa"/>
             <w:tcBorders/>
           </w:tcPr>
           <w:p>
@@ -32126,7 +31909,7 @@
         </w:tc>
         <w:tc>
           <w:tcPr>
-            <w:tcW w:w="2552" w:type="dxa"/>
+            <w:tcW w:w="2553" w:type="dxa"/>
             <w:tcBorders/>
           </w:tcPr>
           <w:p>
@@ -32794,17 +32577,17 @@
         <w:tblLook w:val="04a0" w:noHBand="0" w:noVBand="1" w:firstColumn="1" w:lastRow="0" w:lastColumn="0" w:firstRow="1"/>
       </w:tblPr>
       <w:tblGrid>
-        <w:gridCol w:w="1411"/>
-        <w:gridCol w:w="2411"/>
+        <w:gridCol w:w="1410"/>
+        <w:gridCol w:w="2412"/>
         <w:gridCol w:w="1511"/>
-        <w:gridCol w:w="2417"/>
-        <w:gridCol w:w="2451"/>
+        <w:gridCol w:w="2416"/>
+        <w:gridCol w:w="2452"/>
       </w:tblGrid>
       <w:tr>
         <w:trPr/>
         <w:tc>
           <w:tcPr>
-            <w:tcW w:w="1411" w:type="dxa"/>
+            <w:tcW w:w="1410" w:type="dxa"/>
             <w:tcBorders/>
           </w:tcPr>
           <w:p>
@@ -32837,7 +32620,7 @@
         </w:tc>
         <w:tc>
           <w:tcPr>
-            <w:tcW w:w="2411" w:type="dxa"/>
+            <w:tcW w:w="2412" w:type="dxa"/>
             <w:tcBorders/>
           </w:tcPr>
           <w:p>
@@ -32899,7 +32682,7 @@
         </w:tc>
         <w:tc>
           <w:tcPr>
-            <w:tcW w:w="2417" w:type="dxa"/>
+            <w:tcW w:w="2416" w:type="dxa"/>
             <w:tcBorders/>
           </w:tcPr>
           <w:p>
@@ -32930,7 +32713,7 @@
         </w:tc>
         <w:tc>
           <w:tcPr>
-            <w:tcW w:w="2451" w:type="dxa"/>
+            <w:tcW w:w="2452" w:type="dxa"/>
             <w:tcBorders/>
           </w:tcPr>
           <w:p>
@@ -32964,7 +32747,7 @@
         <w:trPr/>
         <w:tc>
           <w:tcPr>
-            <w:tcW w:w="1411" w:type="dxa"/>
+            <w:tcW w:w="1410" w:type="dxa"/>
             <w:tcBorders/>
           </w:tcPr>
           <w:p>
@@ -33007,7 +32790,7 @@
         </w:tc>
         <w:tc>
           <w:tcPr>
-            <w:tcW w:w="2411" w:type="dxa"/>
+            <w:tcW w:w="2412" w:type="dxa"/>
             <w:tcBorders/>
           </w:tcPr>
           <w:p>
@@ -33065,7 +32848,7 @@
         </w:tc>
         <w:tc>
           <w:tcPr>
-            <w:tcW w:w="2417" w:type="dxa"/>
+            <w:tcW w:w="2416" w:type="dxa"/>
             <w:tcBorders/>
           </w:tcPr>
           <w:p>
@@ -33095,7 +32878,7 @@
         </w:tc>
         <w:tc>
           <w:tcPr>
-            <w:tcW w:w="2451" w:type="dxa"/>
+            <w:tcW w:w="2452" w:type="dxa"/>
             <w:tcBorders/>
           </w:tcPr>
           <w:p>
@@ -33127,7 +32910,7 @@
         <w:trPr/>
         <w:tc>
           <w:tcPr>
-            <w:tcW w:w="1411" w:type="dxa"/>
+            <w:tcW w:w="1410" w:type="dxa"/>
             <w:tcBorders/>
           </w:tcPr>
           <w:p>
@@ -33170,7 +32953,7 @@
         </w:tc>
         <w:tc>
           <w:tcPr>
-            <w:tcW w:w="2411" w:type="dxa"/>
+            <w:tcW w:w="2412" w:type="dxa"/>
             <w:tcBorders/>
           </w:tcPr>
           <w:p>
@@ -33228,7 +33011,7 @@
         </w:tc>
         <w:tc>
           <w:tcPr>
-            <w:tcW w:w="2417" w:type="dxa"/>
+            <w:tcW w:w="2416" w:type="dxa"/>
             <w:tcBorders/>
           </w:tcPr>
           <w:p>
@@ -33257,7 +33040,7 @@
         </w:tc>
         <w:tc>
           <w:tcPr>
-            <w:tcW w:w="2451" w:type="dxa"/>
+            <w:tcW w:w="2452" w:type="dxa"/>
             <w:tcBorders/>
           </w:tcPr>
           <w:p>
@@ -33289,7 +33072,7 @@
         <w:trPr/>
         <w:tc>
           <w:tcPr>
-            <w:tcW w:w="1411" w:type="dxa"/>
+            <w:tcW w:w="1410" w:type="dxa"/>
             <w:tcBorders/>
           </w:tcPr>
           <w:p>
@@ -33332,7 +33115,7 @@
         </w:tc>
         <w:tc>
           <w:tcPr>
-            <w:tcW w:w="2411" w:type="dxa"/>
+            <w:tcW w:w="2412" w:type="dxa"/>
             <w:tcBorders/>
           </w:tcPr>
           <w:p>
@@ -33390,7 +33173,7 @@
         </w:tc>
         <w:tc>
           <w:tcPr>
-            <w:tcW w:w="2417" w:type="dxa"/>
+            <w:tcW w:w="2416" w:type="dxa"/>
             <w:tcBorders/>
           </w:tcPr>
           <w:p>
@@ -33419,7 +33202,7 @@
         </w:tc>
         <w:tc>
           <w:tcPr>
-            <w:tcW w:w="2451" w:type="dxa"/>
+            <w:tcW w:w="2452" w:type="dxa"/>
             <w:tcBorders/>
           </w:tcPr>
           <w:p>
@@ -33451,7 +33234,7 @@
         <w:trPr/>
         <w:tc>
           <w:tcPr>
-            <w:tcW w:w="1411" w:type="dxa"/>
+            <w:tcW w:w="1410" w:type="dxa"/>
             <w:tcBorders/>
           </w:tcPr>
           <w:p>
@@ -33494,7 +33277,7 @@
         </w:tc>
         <w:tc>
           <w:tcPr>
-            <w:tcW w:w="2411" w:type="dxa"/>
+            <w:tcW w:w="2412" w:type="dxa"/>
             <w:tcBorders/>
           </w:tcPr>
           <w:p>
@@ -33552,7 +33335,7 @@
         </w:tc>
         <w:tc>
           <w:tcPr>
-            <w:tcW w:w="2417" w:type="dxa"/>
+            <w:tcW w:w="2416" w:type="dxa"/>
             <w:tcBorders/>
           </w:tcPr>
           <w:p>
@@ -33581,7 +33364,7 @@
         </w:tc>
         <w:tc>
           <w:tcPr>
-            <w:tcW w:w="2451" w:type="dxa"/>
+            <w:tcW w:w="2452" w:type="dxa"/>
             <w:tcBorders/>
           </w:tcPr>
           <w:p>
@@ -33613,7 +33396,7 @@
         <w:trPr/>
         <w:tc>
           <w:tcPr>
-            <w:tcW w:w="1411" w:type="dxa"/>
+            <w:tcW w:w="1410" w:type="dxa"/>
             <w:tcBorders/>
           </w:tcPr>
           <w:p>
@@ -33656,7 +33439,7 @@
         </w:tc>
         <w:tc>
           <w:tcPr>
-            <w:tcW w:w="2411" w:type="dxa"/>
+            <w:tcW w:w="2412" w:type="dxa"/>
             <w:tcBorders/>
           </w:tcPr>
           <w:p>
@@ -33714,7 +33497,7 @@
         </w:tc>
         <w:tc>
           <w:tcPr>
-            <w:tcW w:w="2417" w:type="dxa"/>
+            <w:tcW w:w="2416" w:type="dxa"/>
             <w:tcBorders/>
           </w:tcPr>
           <w:p>
@@ -33744,7 +33527,7 @@
         </w:tc>
         <w:tc>
           <w:tcPr>
-            <w:tcW w:w="2451" w:type="dxa"/>
+            <w:tcW w:w="2452" w:type="dxa"/>
             <w:tcBorders/>
           </w:tcPr>
           <w:p>
@@ -33872,8 +33655,8 @@
         <w:gridCol w:w="1557"/>
         <w:gridCol w:w="1556"/>
         <w:gridCol w:w="1559"/>
-        <w:gridCol w:w="1559"/>
-        <w:gridCol w:w="1556"/>
+        <w:gridCol w:w="1560"/>
+        <w:gridCol w:w="1555"/>
       </w:tblGrid>
       <w:tr>
         <w:trPr>
@@ -34025,7 +33808,7 @@
         </w:tc>
         <w:tc>
           <w:tcPr>
-            <w:tcW w:w="1559" w:type="dxa"/>
+            <w:tcW w:w="1560" w:type="dxa"/>
             <w:tcBorders/>
           </w:tcPr>
           <w:p>
@@ -34066,7 +33849,7 @@
         </w:tc>
         <w:tc>
           <w:tcPr>
-            <w:tcW w:w="1556" w:type="dxa"/>
+            <w:tcW w:w="1555" w:type="dxa"/>
             <w:tcBorders/>
           </w:tcPr>
           <w:p>
@@ -34227,7 +34010,7 @@
         </w:tc>
         <w:tc>
           <w:tcPr>
-            <w:tcW w:w="1559" w:type="dxa"/>
+            <w:tcW w:w="1560" w:type="dxa"/>
             <w:tcBorders/>
           </w:tcPr>
           <w:p>
@@ -34255,7 +34038,7 @@
         </w:tc>
         <w:tc>
           <w:tcPr>
-            <w:tcW w:w="1556" w:type="dxa"/>
+            <w:tcW w:w="1555" w:type="dxa"/>
             <w:tcBorders/>
           </w:tcPr>
           <w:p>
@@ -34402,7 +34185,7 @@
         </w:tc>
         <w:tc>
           <w:tcPr>
-            <w:tcW w:w="1559" w:type="dxa"/>
+            <w:tcW w:w="1560" w:type="dxa"/>
             <w:tcBorders/>
           </w:tcPr>
           <w:p>
@@ -34430,7 +34213,7 @@
         </w:tc>
         <w:tc>
           <w:tcPr>
-            <w:tcW w:w="1556" w:type="dxa"/>
+            <w:tcW w:w="1555" w:type="dxa"/>
             <w:tcBorders/>
           </w:tcPr>
           <w:p>
@@ -34577,7 +34360,7 @@
         </w:tc>
         <w:tc>
           <w:tcPr>
-            <w:tcW w:w="1559" w:type="dxa"/>
+            <w:tcW w:w="1560" w:type="dxa"/>
             <w:tcBorders/>
           </w:tcPr>
           <w:p>
@@ -34605,7 +34388,7 @@
         </w:tc>
         <w:tc>
           <w:tcPr>
-            <w:tcW w:w="1556" w:type="dxa"/>
+            <w:tcW w:w="1555" w:type="dxa"/>
             <w:tcBorders/>
           </w:tcPr>
           <w:p>
@@ -34752,7 +34535,7 @@
         </w:tc>
         <w:tc>
           <w:tcPr>
-            <w:tcW w:w="1559" w:type="dxa"/>
+            <w:tcW w:w="1560" w:type="dxa"/>
             <w:tcBorders/>
           </w:tcPr>
           <w:p>
@@ -34780,7 +34563,7 @@
         </w:tc>
         <w:tc>
           <w:tcPr>
-            <w:tcW w:w="1556" w:type="dxa"/>
+            <w:tcW w:w="1555" w:type="dxa"/>
             <w:tcBorders/>
           </w:tcPr>
           <w:p>
@@ -34927,7 +34710,7 @@
         </w:tc>
         <w:tc>
           <w:tcPr>
-            <w:tcW w:w="1559" w:type="dxa"/>
+            <w:tcW w:w="1560" w:type="dxa"/>
             <w:tcBorders/>
           </w:tcPr>
           <w:p>
@@ -34955,7 +34738,7 @@
         </w:tc>
         <w:tc>
           <w:tcPr>
-            <w:tcW w:w="1556" w:type="dxa"/>
+            <w:tcW w:w="1555" w:type="dxa"/>
             <w:tcBorders/>
           </w:tcPr>
           <w:p>
@@ -35048,8 +34831,8 @@
         <w:tblLook w:val="04a0" w:noHBand="0" w:noVBand="1" w:firstColumn="1" w:lastRow="0" w:lastColumn="0" w:firstRow="1"/>
       </w:tblPr>
       <w:tblGrid>
-        <w:gridCol w:w="433"/>
-        <w:gridCol w:w="1907"/>
+        <w:gridCol w:w="432"/>
+        <w:gridCol w:w="1908"/>
         <w:gridCol w:w="1921"/>
         <w:gridCol w:w="3003"/>
         <w:gridCol w:w="2229"/>
@@ -35245,7 +35028,7 @@
         <w:trPr/>
         <w:tc>
           <w:tcPr>
-            <w:tcW w:w="433" w:type="dxa"/>
+            <w:tcW w:w="432" w:type="dxa"/>
             <w:vMerge w:val="restart"/>
             <w:tcBorders/>
           </w:tcPr>
@@ -35287,7 +35070,7 @@
         </w:tc>
         <w:tc>
           <w:tcPr>
-            <w:tcW w:w="1907" w:type="dxa"/>
+            <w:tcW w:w="1908" w:type="dxa"/>
             <w:vMerge w:val="restart"/>
             <w:tcBorders/>
           </w:tcPr>
@@ -35670,7 +35453,7 @@
         <w:trPr/>
         <w:tc>
           <w:tcPr>
-            <w:tcW w:w="433" w:type="dxa"/>
+            <w:tcW w:w="432" w:type="dxa"/>
             <w:vMerge w:val="continue"/>
             <w:tcBorders/>
           </w:tcPr>
@@ -35694,7 +35477,7 @@
         </w:tc>
         <w:tc>
           <w:tcPr>
-            <w:tcW w:w="1907" w:type="dxa"/>
+            <w:tcW w:w="1908" w:type="dxa"/>
             <w:vMerge w:val="continue"/>
             <w:tcBorders/>
           </w:tcPr>
@@ -36072,7 +35855,7 @@
         <w:trPr/>
         <w:tc>
           <w:tcPr>
-            <w:tcW w:w="433" w:type="dxa"/>
+            <w:tcW w:w="432" w:type="dxa"/>
             <w:tcBorders/>
           </w:tcPr>
           <w:p>
@@ -36112,7 +35895,7 @@
         </w:tc>
         <w:tc>
           <w:tcPr>
-            <w:tcW w:w="1907" w:type="dxa"/>
+            <w:tcW w:w="1908" w:type="dxa"/>
             <w:vMerge w:val="restart"/>
             <w:tcBorders/>
           </w:tcPr>
@@ -36525,7 +36308,7 @@
         <w:trPr/>
         <w:tc>
           <w:tcPr>
-            <w:tcW w:w="433" w:type="dxa"/>
+            <w:tcW w:w="432" w:type="dxa"/>
             <w:tcBorders/>
           </w:tcPr>
           <w:p>
@@ -36565,7 +36348,7 @@
         </w:tc>
         <w:tc>
           <w:tcPr>
-            <w:tcW w:w="1907" w:type="dxa"/>
+            <w:tcW w:w="1908" w:type="dxa"/>
             <w:vMerge w:val="continue"/>
             <w:tcBorders/>
           </w:tcPr>
@@ -36973,7 +36756,7 @@
         <w:trPr/>
         <w:tc>
           <w:tcPr>
-            <w:tcW w:w="433" w:type="dxa"/>
+            <w:tcW w:w="432" w:type="dxa"/>
             <w:tcBorders/>
           </w:tcPr>
           <w:p>
@@ -37013,7 +36796,7 @@
         </w:tc>
         <w:tc>
           <w:tcPr>
-            <w:tcW w:w="1907" w:type="dxa"/>
+            <w:tcW w:w="1908" w:type="dxa"/>
             <w:vMerge w:val="continue"/>
             <w:tcBorders/>
           </w:tcPr>
@@ -40892,7 +40675,7 @@
         </w:r>
         <w:r>
           <w:rPr/>
-          <w:t>37</w:t>
+          <w:t>38</w:t>
         </w:r>
         <w:r>
           <w:rPr/>
@@ -40943,7 +40726,7 @@
         </w:r>
         <w:r>
           <w:rPr/>
-          <w:t>37</w:t>
+          <w:t>38</w:t>
         </w:r>
         <w:r>
           <w:rPr/>
